--- a/Description of my implementation.docx
+++ b/Description of my implementation.docx
@@ -1,6 +1,6 @@
 
 <file path=word/document.xml><?xml version="1.0" encoding="utf-8"?>
-<w:document xmlns:wpc="http://schemas.microsoft.com/office/word/2010/wordprocessingCanvas" xmlns:cx="http://schemas.microsoft.com/office/drawing/2014/chartex" xmlns:mc="http://schemas.openxmlformats.org/markup-compatibility/2006" xmlns:o="urn:schemas-microsoft-com:office:office" xmlns:r="http://schemas.openxmlformats.org/officeDocument/2006/relationships" xmlns:m="http://schemas.openxmlformats.org/officeDocument/2006/math" xmlns:v="urn:schemas-microsoft-com:vml" xmlns:wp14="http://schemas.microsoft.com/office/word/2010/wordprocessingDrawing" xmlns:wp="http://schemas.openxmlformats.org/drawingml/2006/wordprocessingDrawing" xmlns:w10="urn:schemas-microsoft-com:office:word" xmlns:w="http://schemas.openxmlformats.org/wordprocessingml/2006/main" xmlns:w14="http://schemas.microsoft.com/office/word/2010/wordml" xmlns:w15="http://schemas.microsoft.com/office/word/2012/wordml" xmlns:w16se="http://schemas.microsoft.com/office/word/2015/wordml/symex" xmlns:wpg="http://schemas.microsoft.com/office/word/2010/wordprocessingGroup" xmlns:wpi="http://schemas.microsoft.com/office/word/2010/wordprocessingInk" xmlns:wne="http://schemas.microsoft.com/office/word/2006/wordml" xmlns:wps="http://schemas.microsoft.com/office/word/2010/wordprocessingShape" mc:Ignorable="w14 w15 w16se wp14">
+<w:document xmlns:wpc="http://schemas.microsoft.com/office/word/2010/wordprocessingCanvas" xmlns:cx="http://schemas.microsoft.com/office/drawing/2014/chartex" xmlns:cx1="http://schemas.microsoft.com/office/drawing/2015/9/8/chartex" xmlns:cx2="http://schemas.microsoft.com/office/drawing/2015/10/21/chartex" xmlns:cx3="http://schemas.microsoft.com/office/drawing/2016/5/9/chartex" xmlns:cx4="http://schemas.microsoft.com/office/drawing/2016/5/10/chartex" xmlns:cx5="http://schemas.microsoft.com/office/drawing/2016/5/11/chartex" xmlns:cx6="http://schemas.microsoft.com/office/drawing/2016/5/12/chartex" xmlns:cx7="http://schemas.microsoft.com/office/drawing/2016/5/13/chartex" xmlns:cx8="http://schemas.microsoft.com/office/drawing/2016/5/14/chartex" xmlns:mc="http://schemas.openxmlformats.org/markup-compatibility/2006" xmlns:aink="http://schemas.microsoft.com/office/drawing/2016/ink" xmlns:am3d="http://schemas.microsoft.com/office/drawing/2017/model3d" xmlns:o="urn:schemas-microsoft-com:office:office" xmlns:oel="http://schemas.microsoft.com/office/2019/extlst" xmlns:r="http://schemas.openxmlformats.org/officeDocument/2006/relationships" xmlns:m="http://schemas.openxmlformats.org/officeDocument/2006/math" xmlns:v="urn:schemas-microsoft-com:vml" xmlns:wp14="http://schemas.microsoft.com/office/word/2010/wordprocessingDrawing" xmlns:wp="http://schemas.openxmlformats.org/drawingml/2006/wordprocessingDrawing" xmlns:w10="urn:schemas-microsoft-com:office:word" xmlns:w="http://schemas.openxmlformats.org/wordprocessingml/2006/main" xmlns:w14="http://schemas.microsoft.com/office/word/2010/wordml" xmlns:w15="http://schemas.microsoft.com/office/word/2012/wordml" xmlns:w16cex="http://schemas.microsoft.com/office/word/2018/wordml/cex" xmlns:w16cid="http://schemas.microsoft.com/office/word/2016/wordml/cid" xmlns:w16="http://schemas.microsoft.com/office/word/2018/wordml" xmlns:w16du="http://schemas.microsoft.com/office/word/2023/wordml/word16du" xmlns:w16sdtdh="http://schemas.microsoft.com/office/word/2020/wordml/sdtdatahash" xmlns:w16sdtfl="http://schemas.microsoft.com/office/word/2024/wordml/sdtformatlock" xmlns:w16se="http://schemas.microsoft.com/office/word/2015/wordml/symex" xmlns:wpg="http://schemas.microsoft.com/office/word/2010/wordprocessingGroup" xmlns:wpi="http://schemas.microsoft.com/office/word/2010/wordprocessingInk" xmlns:wne="http://schemas.microsoft.com/office/word/2006/wordml" xmlns:wps="http://schemas.microsoft.com/office/word/2010/wordprocessingShape" mc:Ignorable="w14 w15 w16se w16cid w16 w16cex w16sdtdh w16sdtfl w16du wp14">
   <w:body>
     <w:p>
       <w:pPr>
@@ -68,19 +68,8 @@
           <w:szCs w:val="40"/>
           <w:lang w:val="en-US"/>
         </w:rPr>
-        <w:t xml:space="preserve"> </w:t>
-      </w:r>
-      <w:proofErr w:type="spellStart"/>
-      <w:r>
-        <w:rPr>
-          <w:rFonts w:ascii="Bahnschrift" w:hAnsi="Bahnschrift" w:cs="Segoe UI Historic"/>
-          <w:sz w:val="40"/>
-          <w:szCs w:val="40"/>
-          <w:lang w:val="en-US"/>
-        </w:rPr>
-        <w:t>mele</w:t>
-      </w:r>
-      <w:proofErr w:type="spellEnd"/>
+        <w:t xml:space="preserve"> mele</w:t>
+      </w:r>
     </w:p>
     <w:p>
       <w:pPr>
@@ -512,27 +501,7 @@
           <w:szCs w:val="24"/>
           <w:lang w:val="en-US"/>
         </w:rPr>
-        <w:t xml:space="preserve"> </w:t>
-      </w:r>
-      <w:proofErr w:type="spellStart"/>
-      <w:r>
-        <w:rPr>
-          <w:rFonts w:ascii="Bahnschrift Light Condensed" w:hAnsi="Bahnschrift Light Condensed" w:cs="Segoe UI Historic"/>
-          <w:sz w:val="24"/>
-          <w:szCs w:val="24"/>
-          <w:lang w:val="en-US"/>
-        </w:rPr>
-        <w:t>pe</w:t>
-      </w:r>
-      <w:proofErr w:type="spellEnd"/>
-      <w:r>
-        <w:rPr>
-          <w:rFonts w:ascii="Bahnschrift Light Condensed" w:hAnsi="Bahnschrift Light Condensed" w:cs="Segoe UI Historic"/>
-          <w:sz w:val="24"/>
-          <w:szCs w:val="24"/>
-          <w:lang w:val="en-US"/>
-        </w:rPr>
-        <w:t xml:space="preserve"> HTML </w:t>
+        <w:t xml:space="preserve"> pe HTML </w:t>
       </w:r>
       <w:proofErr w:type="spellStart"/>
       <w:r>
@@ -639,27 +608,7 @@
           <w:szCs w:val="24"/>
           <w:lang w:val="en-US"/>
         </w:rPr>
-        <w:t>Site-</w:t>
-      </w:r>
-      <w:proofErr w:type="spellStart"/>
-      <w:r>
-        <w:rPr>
-          <w:rFonts w:ascii="Bahnschrift Light Condensed" w:hAnsi="Bahnschrift Light Condensed" w:cs="Segoe UI Historic"/>
-          <w:sz w:val="24"/>
-          <w:szCs w:val="24"/>
-          <w:lang w:val="en-US"/>
-        </w:rPr>
-        <w:t>ul</w:t>
-      </w:r>
-      <w:proofErr w:type="spellEnd"/>
-      <w:r>
-        <w:rPr>
-          <w:rFonts w:ascii="Bahnschrift Light Condensed" w:hAnsi="Bahnschrift Light Condensed" w:cs="Segoe UI Historic"/>
-          <w:sz w:val="24"/>
-          <w:szCs w:val="24"/>
-          <w:lang w:val="en-US"/>
-        </w:rPr>
-        <w:t xml:space="preserve"> are o </w:t>
+        <w:t xml:space="preserve">Site-ul are o </w:t>
       </w:r>
       <w:proofErr w:type="spellStart"/>
       <w:r>
@@ -1019,27 +968,7 @@
           <w:szCs w:val="24"/>
           <w:lang w:val="en-US"/>
         </w:rPr>
-        <w:t xml:space="preserve"> </w:t>
-      </w:r>
-      <w:proofErr w:type="spellStart"/>
-      <w:r>
-        <w:rPr>
-          <w:rFonts w:ascii="Bahnschrift Light Condensed" w:hAnsi="Bahnschrift Light Condensed" w:cs="Segoe UI Historic"/>
-          <w:sz w:val="24"/>
-          <w:szCs w:val="24"/>
-          <w:lang w:val="en-US"/>
-        </w:rPr>
-        <w:t>loc</w:t>
-      </w:r>
-      <w:proofErr w:type="spellEnd"/>
-      <w:r>
-        <w:rPr>
-          <w:rFonts w:ascii="Bahnschrift Light Condensed" w:hAnsi="Bahnschrift Light Condensed" w:cs="Segoe UI Historic"/>
-          <w:sz w:val="24"/>
-          <w:szCs w:val="24"/>
-          <w:lang w:val="en-US"/>
-        </w:rPr>
-        <w:t xml:space="preserve"> </w:t>
+        <w:t xml:space="preserve"> loc </w:t>
       </w:r>
       <w:proofErr w:type="spellStart"/>
       <w:r>
@@ -1513,27 +1442,7 @@
           <w:szCs w:val="24"/>
           <w:lang w:val="en-US"/>
         </w:rPr>
-        <w:t xml:space="preserve"> </w:t>
-      </w:r>
-      <w:proofErr w:type="spellStart"/>
-      <w:r>
-        <w:rPr>
-          <w:rFonts w:ascii="Bahnschrift Light Condensed" w:hAnsi="Bahnschrift Light Condensed" w:cs="Segoe UI Historic"/>
-          <w:sz w:val="24"/>
-          <w:szCs w:val="24"/>
-          <w:lang w:val="en-US"/>
-        </w:rPr>
-        <w:t>precum</w:t>
-      </w:r>
-      <w:proofErr w:type="spellEnd"/>
-      <w:r>
-        <w:rPr>
-          <w:rFonts w:ascii="Bahnschrift Light Condensed" w:hAnsi="Bahnschrift Light Condensed" w:cs="Segoe UI Historic"/>
-          <w:sz w:val="24"/>
-          <w:szCs w:val="24"/>
-          <w:lang w:val="en-US"/>
-        </w:rPr>
-        <w:t xml:space="preserve"> style-about.css </w:t>
+        <w:t xml:space="preserve"> precum style-about.css </w:t>
       </w:r>
       <w:proofErr w:type="spellStart"/>
       <w:r>
@@ -1562,27 +1471,7 @@
           <w:szCs w:val="24"/>
           <w:lang w:val="en-US"/>
         </w:rPr>
-        <w:t xml:space="preserve"> styl-cv.css </w:t>
-      </w:r>
-      <w:proofErr w:type="spellStart"/>
-      <w:r>
-        <w:rPr>
-          <w:rFonts w:ascii="Bahnschrift Light Condensed" w:hAnsi="Bahnschrift Light Condensed" w:cs="Segoe UI Historic"/>
-          <w:sz w:val="24"/>
-          <w:szCs w:val="24"/>
-          <w:lang w:val="en-US"/>
-        </w:rPr>
-        <w:t>sunt</w:t>
-      </w:r>
-      <w:proofErr w:type="spellEnd"/>
-      <w:r>
-        <w:rPr>
-          <w:rFonts w:ascii="Bahnschrift Light Condensed" w:hAnsi="Bahnschrift Light Condensed" w:cs="Segoe UI Historic"/>
-          <w:sz w:val="24"/>
-          <w:szCs w:val="24"/>
-          <w:lang w:val="en-US"/>
-        </w:rPr>
-        <w:t xml:space="preserve"> </w:t>
+        <w:t xml:space="preserve"> styl-cv.css sunt </w:t>
       </w:r>
       <w:proofErr w:type="spellStart"/>
       <w:r>
@@ -2043,27 +1932,7 @@
           <w:szCs w:val="24"/>
           <w:lang w:val="en-US"/>
         </w:rPr>
-        <w:t xml:space="preserve"> (design tokens), </w:t>
-      </w:r>
-      <w:proofErr w:type="spellStart"/>
-      <w:r>
-        <w:rPr>
-          <w:rFonts w:ascii="Bahnschrift Light Condensed" w:hAnsi="Bahnschrift Light Condensed" w:cs="Segoe UI Historic"/>
-          <w:sz w:val="24"/>
-          <w:szCs w:val="24"/>
-          <w:lang w:val="en-US"/>
-        </w:rPr>
-        <w:t>precum</w:t>
-      </w:r>
-      <w:proofErr w:type="spellEnd"/>
-      <w:r>
-        <w:rPr>
-          <w:rFonts w:ascii="Bahnschrift Light Condensed" w:hAnsi="Bahnschrift Light Condensed" w:cs="Segoe UI Historic"/>
-          <w:sz w:val="24"/>
-          <w:szCs w:val="24"/>
-          <w:lang w:val="en-US"/>
-        </w:rPr>
-        <w:t xml:space="preserve"> </w:t>
+        <w:t xml:space="preserve"> (design tokens), precum </w:t>
       </w:r>
       <w:proofErr w:type="spellStart"/>
       <w:r>
@@ -3126,27 +2995,7 @@
           <w:szCs w:val="24"/>
           <w:lang w:val="en-US"/>
         </w:rPr>
-        <w:t xml:space="preserve"> </w:t>
-      </w:r>
-      <w:proofErr w:type="spellStart"/>
-      <w:r>
-        <w:rPr>
-          <w:rFonts w:ascii="Bahnschrift Light Condensed" w:hAnsi="Bahnschrift Light Condensed" w:cs="Segoe UI Historic"/>
-          <w:sz w:val="24"/>
-          <w:szCs w:val="24"/>
-          <w:lang w:val="en-US"/>
-        </w:rPr>
-        <w:t>pe</w:t>
-      </w:r>
-      <w:proofErr w:type="spellEnd"/>
-      <w:r>
-        <w:rPr>
-          <w:rFonts w:ascii="Bahnschrift Light Condensed" w:hAnsi="Bahnschrift Light Condensed" w:cs="Segoe UI Historic"/>
-          <w:sz w:val="24"/>
-          <w:szCs w:val="24"/>
-          <w:lang w:val="en-US"/>
-        </w:rPr>
-        <w:t xml:space="preserve"> </w:t>
+        <w:t xml:space="preserve"> pe </w:t>
       </w:r>
       <w:proofErr w:type="spellStart"/>
       <w:r>
@@ -4543,30 +4392,9 @@
           <w:szCs w:val="24"/>
           <w:lang w:val="en-US"/>
         </w:rPr>
-        <w:t xml:space="preserve"> de click </w:t>
-      </w:r>
-      <w:proofErr w:type="spellStart"/>
-      <w:r>
-        <w:rPr>
-          <w:rFonts w:ascii="Bahnschrift Light Condensed" w:hAnsi="Bahnschrift Light Condensed" w:cs="Segoe UI Historic"/>
-          <w:sz w:val="24"/>
-          <w:szCs w:val="24"/>
-          <w:lang w:val="en-US"/>
-        </w:rPr>
-        <w:t>pe</w:t>
-      </w:r>
-      <w:proofErr w:type="spellEnd"/>
-      <w:r>
-        <w:rPr>
-          <w:rFonts w:ascii="Bahnschrift Light Condensed" w:hAnsi="Bahnschrift Light Condensed" w:cs="Segoe UI Historic"/>
-          <w:sz w:val="24"/>
-          <w:szCs w:val="24"/>
-          <w:lang w:val="en-US"/>
-        </w:rPr>
-        <w:t xml:space="preserve"> </w:t>
-      </w:r>
-      <w:proofErr w:type="spellStart"/>
-      <w:proofErr w:type="gramStart"/>
+        <w:t xml:space="preserve"> de click pe </w:t>
+      </w:r>
+      <w:proofErr w:type="spellStart"/>
       <w:r>
         <w:rPr>
           <w:rFonts w:ascii="Bahnschrift Light Condensed" w:hAnsi="Bahnschrift Light Condensed" w:cs="Segoe UI Historic"/>
@@ -4584,17 +4412,7 @@
           <w:szCs w:val="24"/>
           <w:lang w:val="en-US"/>
         </w:rPr>
-        <w:t xml:space="preserve"> .burger</w:t>
-      </w:r>
-      <w:proofErr w:type="gramEnd"/>
-      <w:r>
-        <w:rPr>
-          <w:rFonts w:ascii="Bahnschrift Light Condensed" w:hAnsi="Bahnschrift Light Condensed" w:cs="Segoe UI Historic"/>
-          <w:sz w:val="24"/>
-          <w:szCs w:val="24"/>
-          <w:lang w:val="en-US"/>
-        </w:rPr>
-        <w:t>-menu.</w:t>
+        <w:t xml:space="preserve"> .burger-menu.</w:t>
       </w:r>
     </w:p>
     <w:p>
@@ -4735,7 +4553,6 @@
         <w:t xml:space="preserve"> </w:t>
       </w:r>
       <w:proofErr w:type="spellStart"/>
-      <w:proofErr w:type="gramStart"/>
       <w:r>
         <w:rPr>
           <w:rFonts w:ascii="Bahnschrift Light Condensed" w:hAnsi="Bahnschrift Light Condensed" w:cs="Segoe UI Historic"/>
@@ -4753,37 +4570,7 @@
           <w:szCs w:val="24"/>
           <w:lang w:val="en-US"/>
         </w:rPr>
-        <w:t xml:space="preserve"> .active</w:t>
-      </w:r>
-      <w:proofErr w:type="gramEnd"/>
-      <w:r>
-        <w:rPr>
-          <w:rFonts w:ascii="Bahnschrift Light Condensed" w:hAnsi="Bahnschrift Light Condensed" w:cs="Segoe UI Historic"/>
-          <w:sz w:val="24"/>
-          <w:szCs w:val="24"/>
-          <w:lang w:val="en-US"/>
-        </w:rPr>
-        <w:t xml:space="preserve"> </w:t>
-      </w:r>
-      <w:proofErr w:type="spellStart"/>
-      <w:r>
-        <w:rPr>
-          <w:rFonts w:ascii="Bahnschrift Light Condensed" w:hAnsi="Bahnschrift Light Condensed" w:cs="Segoe UI Historic"/>
-          <w:sz w:val="24"/>
-          <w:szCs w:val="24"/>
-          <w:lang w:val="en-US"/>
-        </w:rPr>
-        <w:t>pe</w:t>
-      </w:r>
-      <w:proofErr w:type="spellEnd"/>
-      <w:r>
-        <w:rPr>
-          <w:rFonts w:ascii="Bahnschrift Light Condensed" w:hAnsi="Bahnschrift Light Condensed" w:cs="Segoe UI Historic"/>
-          <w:sz w:val="24"/>
-          <w:szCs w:val="24"/>
-          <w:lang w:val="en-US"/>
-        </w:rPr>
-        <w:t xml:space="preserve"> </w:t>
+        <w:t xml:space="preserve"> .active pe </w:t>
       </w:r>
       <w:proofErr w:type="spellStart"/>
       <w:r>
@@ -4990,27 +4777,7 @@
           <w:szCs w:val="24"/>
           <w:lang w:val="en-US"/>
         </w:rPr>
-        <w:t xml:space="preserve"> .show </w:t>
-      </w:r>
-      <w:proofErr w:type="spellStart"/>
-      <w:r>
-        <w:rPr>
-          <w:rFonts w:ascii="Bahnschrift Light Condensed" w:hAnsi="Bahnschrift Light Condensed" w:cs="Segoe UI Historic"/>
-          <w:sz w:val="24"/>
-          <w:szCs w:val="24"/>
-          <w:lang w:val="en-US"/>
-        </w:rPr>
-        <w:t>pe</w:t>
-      </w:r>
-      <w:proofErr w:type="spellEnd"/>
-      <w:r>
-        <w:rPr>
-          <w:rFonts w:ascii="Bahnschrift Light Condensed" w:hAnsi="Bahnschrift Light Condensed" w:cs="Segoe UI Historic"/>
-          <w:sz w:val="24"/>
-          <w:szCs w:val="24"/>
-          <w:lang w:val="en-US"/>
-        </w:rPr>
-        <w:t xml:space="preserve"> </w:t>
+        <w:t xml:space="preserve"> .show pe </w:t>
       </w:r>
       <w:proofErr w:type="spellStart"/>
       <w:r>
@@ -5030,27 +4797,7 @@
           <w:szCs w:val="24"/>
           <w:lang w:val="en-US"/>
         </w:rPr>
-        <w:t xml:space="preserve"> &lt;</w:t>
-      </w:r>
-      <w:proofErr w:type="spellStart"/>
-      <w:r>
-        <w:rPr>
-          <w:rFonts w:ascii="Bahnschrift Light Condensed" w:hAnsi="Bahnschrift Light Condensed" w:cs="Segoe UI Historic"/>
-          <w:sz w:val="24"/>
-          <w:szCs w:val="24"/>
-          <w:lang w:val="en-US"/>
-        </w:rPr>
-        <w:t>nav</w:t>
-      </w:r>
-      <w:proofErr w:type="spellEnd"/>
-      <w:r>
-        <w:rPr>
-          <w:rFonts w:ascii="Bahnschrift Light Condensed" w:hAnsi="Bahnschrift Light Condensed" w:cs="Segoe UI Historic"/>
-          <w:sz w:val="24"/>
-          <w:szCs w:val="24"/>
-          <w:lang w:val="en-US"/>
-        </w:rPr>
-        <w:t>&gt; (</w:t>
+        <w:t xml:space="preserve"> &lt;nav&gt; (</w:t>
       </w:r>
       <w:proofErr w:type="spellStart"/>
       <w:r>
@@ -5842,27 +5589,7 @@
           <w:szCs w:val="24"/>
           <w:lang w:val="en-US"/>
         </w:rPr>
-        <w:t xml:space="preserve"> </w:t>
-      </w:r>
-      <w:proofErr w:type="spellStart"/>
-      <w:r>
-        <w:rPr>
-          <w:rFonts w:ascii="Bahnschrift Light Condensed" w:hAnsi="Bahnschrift Light Condensed" w:cs="Segoe UI Historic"/>
-          <w:sz w:val="24"/>
-          <w:szCs w:val="24"/>
-          <w:lang w:val="en-US"/>
-        </w:rPr>
-        <w:t>afara</w:t>
-      </w:r>
-      <w:proofErr w:type="spellEnd"/>
-      <w:r>
-        <w:rPr>
-          <w:rFonts w:ascii="Bahnschrift Light Condensed" w:hAnsi="Bahnschrift Light Condensed" w:cs="Segoe UI Historic"/>
-          <w:sz w:val="24"/>
-          <w:szCs w:val="24"/>
-          <w:lang w:val="en-US"/>
-        </w:rPr>
-        <w:t xml:space="preserve"> </w:t>
+        <w:t xml:space="preserve"> afara </w:t>
       </w:r>
       <w:proofErr w:type="spellStart"/>
       <w:r>
@@ -6156,7 +5883,6 @@
         </w:rPr>
       </w:pPr>
       <w:proofErr w:type="spellStart"/>
-      <w:proofErr w:type="gramStart"/>
       <w:r>
         <w:rPr>
           <w:rFonts w:ascii="Bahnschrift Light Condensed" w:hAnsi="Bahnschrift Light Condensed" w:cs="Segoe UI Historic"/>
@@ -6174,17 +5900,7 @@
           <w:szCs w:val="24"/>
           <w:lang w:val="en-US"/>
         </w:rPr>
-        <w:t xml:space="preserve"> .show</w:t>
-      </w:r>
-      <w:proofErr w:type="gramEnd"/>
-      <w:r>
-        <w:rPr>
-          <w:rFonts w:ascii="Bahnschrift Light Condensed" w:hAnsi="Bahnschrift Light Condensed" w:cs="Segoe UI Historic"/>
-          <w:sz w:val="24"/>
-          <w:szCs w:val="24"/>
-          <w:lang w:val="en-US"/>
-        </w:rPr>
-        <w:t xml:space="preserve"> (</w:t>
+        <w:t xml:space="preserve"> .show (</w:t>
       </w:r>
       <w:proofErr w:type="spellStart"/>
       <w:r>
@@ -6439,7 +6155,6 @@
           <w:lang w:val="en-US"/>
         </w:rPr>
       </w:pPr>
-      <w:proofErr w:type="spellStart"/>
       <w:r>
         <w:rPr>
           <w:rFonts w:ascii="Bahnschrift Light Condensed" w:hAnsi="Bahnschrift Light Condensed" w:cs="Segoe UI Historic"/>
@@ -6465,17 +6180,7 @@
           <w:szCs w:val="24"/>
           <w:lang w:val="en-US"/>
         </w:rPr>
-        <w:t>ia</w:t>
-      </w:r>
-      <w:proofErr w:type="spellEnd"/>
-      <w:r>
-        <w:rPr>
-          <w:rFonts w:ascii="Bahnschrift Light Condensed" w:hAnsi="Bahnschrift Light Condensed" w:cs="Segoe UI Historic"/>
-          <w:sz w:val="24"/>
-          <w:szCs w:val="24"/>
-          <w:lang w:val="en-US"/>
-        </w:rPr>
-        <w:t xml:space="preserve"> Hamburger: </w:t>
+        <w:t xml:space="preserve">ia Hamburger: </w:t>
       </w:r>
     </w:p>
     <w:p>
@@ -6493,6 +6198,74 @@
         </w:rPr>
       </w:pPr>
       <w:proofErr w:type="spellStart"/>
+      <w:r>
+        <w:rPr>
+          <w:rFonts w:ascii="Bahnschrift Light Condensed" w:hAnsi="Bahnschrift Light Condensed" w:cs="Segoe UI Historic"/>
+          <w:sz w:val="24"/>
+          <w:szCs w:val="24"/>
+          <w:lang w:val="en-US"/>
+        </w:rPr>
+        <w:t>Elementul</w:t>
+      </w:r>
+      <w:proofErr w:type="spellEnd"/>
+      <w:r>
+        <w:rPr>
+          <w:rFonts w:ascii="Bahnschrift Light Condensed" w:hAnsi="Bahnschrift Light Condensed" w:cs="Segoe UI Historic"/>
+          <w:sz w:val="24"/>
+          <w:szCs w:val="24"/>
+          <w:lang w:val="en-US"/>
+        </w:rPr>
+        <w:t xml:space="preserve"> .burger-menu </w:t>
+      </w:r>
+      <w:proofErr w:type="spellStart"/>
+      <w:r>
+        <w:rPr>
+          <w:rFonts w:ascii="Bahnschrift Light Condensed" w:hAnsi="Bahnschrift Light Condensed" w:cs="Segoe UI Historic"/>
+          <w:sz w:val="24"/>
+          <w:szCs w:val="24"/>
+          <w:lang w:val="en-US"/>
+        </w:rPr>
+        <w:t>transform</w:t>
+      </w:r>
+      <w:r>
+        <w:rPr>
+          <w:rFonts w:ascii="Bahnschrift Light Condensed" w:hAnsi="Bahnschrift Light Condensed" w:cs="Calibri"/>
+          <w:sz w:val="24"/>
+          <w:szCs w:val="24"/>
+          <w:lang w:val="en-US"/>
+        </w:rPr>
+        <w:t>ă</w:t>
+      </w:r>
+      <w:proofErr w:type="spellEnd"/>
+      <w:r>
+        <w:rPr>
+          <w:rFonts w:ascii="Bahnschrift Light Condensed" w:hAnsi="Bahnschrift Light Condensed" w:cs="Segoe UI Historic"/>
+          <w:sz w:val="24"/>
+          <w:szCs w:val="24"/>
+          <w:lang w:val="en-US"/>
+        </w:rPr>
+        <w:t xml:space="preserve"> 3 bare </w:t>
+      </w:r>
+      <w:proofErr w:type="spellStart"/>
+      <w:r>
+        <w:rPr>
+          <w:rFonts w:ascii="Bahnschrift Light Condensed" w:hAnsi="Bahnschrift Light Condensed" w:cs="Segoe UI Historic"/>
+          <w:sz w:val="24"/>
+          <w:szCs w:val="24"/>
+          <w:lang w:val="en-US"/>
+        </w:rPr>
+        <w:t>într</w:t>
+      </w:r>
+      <w:proofErr w:type="spellEnd"/>
+      <w:r>
+        <w:rPr>
+          <w:rFonts w:ascii="Bahnschrift Light Condensed" w:hAnsi="Bahnschrift Light Condensed" w:cs="Segoe UI Historic"/>
+          <w:sz w:val="24"/>
+          <w:szCs w:val="24"/>
+          <w:lang w:val="en-US"/>
+        </w:rPr>
+        <w:t>-</w:t>
+      </w:r>
       <w:proofErr w:type="gramStart"/>
       <w:r>
         <w:rPr>
@@ -6501,17 +6274,7 @@
           <w:szCs w:val="24"/>
           <w:lang w:val="en-US"/>
         </w:rPr>
-        <w:t>Elementul</w:t>
-      </w:r>
-      <w:proofErr w:type="spellEnd"/>
-      <w:r>
-        <w:rPr>
-          <w:rFonts w:ascii="Bahnschrift Light Condensed" w:hAnsi="Bahnschrift Light Condensed" w:cs="Segoe UI Historic"/>
-          <w:sz w:val="24"/>
-          <w:szCs w:val="24"/>
-          <w:lang w:val="en-US"/>
-        </w:rPr>
-        <w:t xml:space="preserve"> .burger</w:t>
+        <w:t>un X</w:t>
       </w:r>
       <w:proofErr w:type="gramEnd"/>
       <w:r>
@@ -6521,76 +6284,7 @@
           <w:szCs w:val="24"/>
           <w:lang w:val="en-US"/>
         </w:rPr>
-        <w:t xml:space="preserve">-menu </w:t>
-      </w:r>
-      <w:proofErr w:type="spellStart"/>
-      <w:r>
-        <w:rPr>
-          <w:rFonts w:ascii="Bahnschrift Light Condensed" w:hAnsi="Bahnschrift Light Condensed" w:cs="Segoe UI Historic"/>
-          <w:sz w:val="24"/>
-          <w:szCs w:val="24"/>
-          <w:lang w:val="en-US"/>
-        </w:rPr>
-        <w:t>transform</w:t>
-      </w:r>
-      <w:r>
-        <w:rPr>
-          <w:rFonts w:ascii="Bahnschrift Light Condensed" w:hAnsi="Bahnschrift Light Condensed" w:cs="Calibri"/>
-          <w:sz w:val="24"/>
-          <w:szCs w:val="24"/>
-          <w:lang w:val="en-US"/>
-        </w:rPr>
-        <w:t>ă</w:t>
-      </w:r>
-      <w:proofErr w:type="spellEnd"/>
-      <w:r>
-        <w:rPr>
-          <w:rFonts w:ascii="Bahnschrift Light Condensed" w:hAnsi="Bahnschrift Light Condensed" w:cs="Segoe UI Historic"/>
-          <w:sz w:val="24"/>
-          <w:szCs w:val="24"/>
-          <w:lang w:val="en-US"/>
-        </w:rPr>
-        <w:t xml:space="preserve"> 3 </w:t>
-      </w:r>
-      <w:proofErr w:type="spellStart"/>
-      <w:r>
-        <w:rPr>
-          <w:rFonts w:ascii="Bahnschrift Light Condensed" w:hAnsi="Bahnschrift Light Condensed" w:cs="Segoe UI Historic"/>
-          <w:sz w:val="24"/>
-          <w:szCs w:val="24"/>
-          <w:lang w:val="en-US"/>
-        </w:rPr>
-        <w:t>bare</w:t>
-      </w:r>
-      <w:proofErr w:type="spellEnd"/>
-      <w:r>
-        <w:rPr>
-          <w:rFonts w:ascii="Bahnschrift Light Condensed" w:hAnsi="Bahnschrift Light Condensed" w:cs="Segoe UI Historic"/>
-          <w:sz w:val="24"/>
-          <w:szCs w:val="24"/>
-          <w:lang w:val="en-US"/>
-        </w:rPr>
-        <w:t xml:space="preserve"> </w:t>
-      </w:r>
-      <w:proofErr w:type="spellStart"/>
-      <w:r>
-        <w:rPr>
-          <w:rFonts w:ascii="Bahnschrift Light Condensed" w:hAnsi="Bahnschrift Light Condensed" w:cs="Segoe UI Historic"/>
-          <w:sz w:val="24"/>
-          <w:szCs w:val="24"/>
-          <w:lang w:val="en-US"/>
-        </w:rPr>
-        <w:t>într</w:t>
-      </w:r>
-      <w:proofErr w:type="spellEnd"/>
-      <w:r>
-        <w:rPr>
-          <w:rFonts w:ascii="Bahnschrift Light Condensed" w:hAnsi="Bahnschrift Light Condensed" w:cs="Segoe UI Historic"/>
-          <w:sz w:val="24"/>
-          <w:szCs w:val="24"/>
-          <w:lang w:val="en-US"/>
-        </w:rPr>
-        <w:t xml:space="preserve">-un X </w:t>
+        <w:t xml:space="preserve"> </w:t>
       </w:r>
       <w:proofErr w:type="spellStart"/>
       <w:r>
@@ -6819,17 +6513,15 @@
         </w:rPr>
         <w:t xml:space="preserve"> un element</w:t>
       </w:r>
-    </w:p>
-    <w:p>
-      <w:pPr>
-        <w:ind w:firstLine="720"/>
-        <w:rPr>
-          <w:rFonts w:ascii="Bahnschrift Light Condensed" w:hAnsi="Bahnschrift Light Condensed" w:cs="Segoe UI Historic"/>
-          <w:sz w:val="24"/>
-          <w:szCs w:val="24"/>
-          <w:lang w:val="en-US"/>
-        </w:rPr>
-      </w:pPr>
+      <w:r>
+        <w:rPr>
+          <w:rFonts w:ascii="Bahnschrift Light Condensed" w:hAnsi="Bahnschrift Light Condensed" w:cs="Segoe UI Historic"/>
+          <w:sz w:val="24"/>
+          <w:szCs w:val="24"/>
+          <w:lang w:val="en-US"/>
+        </w:rPr>
+        <w:t xml:space="preserve"> </w:t>
+      </w:r>
       <w:r>
         <w:rPr>
           <w:rFonts w:ascii="Bahnschrift Light Condensed" w:hAnsi="Bahnschrift Light Condensed" w:cs="Segoe UI Historic"/>
@@ -7919,7 +7611,6 @@
         </w:rPr>
       </w:pPr>
       <w:proofErr w:type="spellStart"/>
-      <w:proofErr w:type="gramStart"/>
       <w:r>
         <w:rPr>
           <w:rFonts w:ascii="Bahnschrift Light Condensed" w:hAnsi="Bahnschrift Light Condensed" w:cs="Segoe UI Historic"/>
@@ -7937,37 +7628,7 @@
           <w:szCs w:val="24"/>
           <w:lang w:val="en-US"/>
         </w:rPr>
-        <w:t xml:space="preserve"> .project</w:t>
-      </w:r>
-      <w:proofErr w:type="gramEnd"/>
-      <w:r>
-        <w:rPr>
-          <w:rFonts w:ascii="Bahnschrift Light Condensed" w:hAnsi="Bahnschrift Light Condensed" w:cs="Segoe UI Historic"/>
-          <w:sz w:val="24"/>
-          <w:szCs w:val="24"/>
-          <w:lang w:val="en-US"/>
-        </w:rPr>
-        <w:t xml:space="preserve">-card </w:t>
-      </w:r>
-      <w:proofErr w:type="spellStart"/>
-      <w:r>
-        <w:rPr>
-          <w:rFonts w:ascii="Bahnschrift Light Condensed" w:hAnsi="Bahnschrift Light Condensed" w:cs="Segoe UI Historic"/>
-          <w:sz w:val="24"/>
-          <w:szCs w:val="24"/>
-          <w:lang w:val="en-US"/>
-        </w:rPr>
-        <w:t>sunt</w:t>
-      </w:r>
-      <w:proofErr w:type="spellEnd"/>
-      <w:r>
-        <w:rPr>
-          <w:rFonts w:ascii="Bahnschrift Light Condensed" w:hAnsi="Bahnschrift Light Condensed" w:cs="Segoe UI Historic"/>
-          <w:sz w:val="24"/>
-          <w:szCs w:val="24"/>
-          <w:lang w:val="en-US"/>
-        </w:rPr>
-        <w:t xml:space="preserve"> </w:t>
+        <w:t xml:space="preserve"> .project-card sunt </w:t>
       </w:r>
       <w:proofErr w:type="spellStart"/>
       <w:r>
@@ -8404,858 +8065,14 @@
     </w:p>
     <w:p>
       <w:pPr>
-        <w:ind w:left="720" w:firstLine="720"/>
-        <w:rPr>
-          <w:rFonts w:ascii="Bahnschrift Light Condensed" w:hAnsi="Bahnschrift Light Condensed" w:cs="Segoe UI Historic"/>
-          <w:sz w:val="24"/>
-          <w:szCs w:val="24"/>
-          <w:lang w:val="en-US"/>
-        </w:rPr>
-      </w:pPr>
-      <w:proofErr w:type="spellStart"/>
-      <w:r>
-        <w:rPr>
-          <w:rFonts w:ascii="Bahnschrift Light Condensed" w:hAnsi="Bahnschrift Light Condensed" w:cs="Segoe UI Historic"/>
-          <w:sz w:val="24"/>
-          <w:szCs w:val="24"/>
-          <w:lang w:val="en-US"/>
-        </w:rPr>
-        <w:t>Pe</w:t>
-      </w:r>
-      <w:proofErr w:type="spellEnd"/>
-      <w:r>
-        <w:rPr>
-          <w:rFonts w:ascii="Bahnschrift Light Condensed" w:hAnsi="Bahnschrift Light Condensed" w:cs="Segoe UI Historic"/>
-          <w:sz w:val="24"/>
-          <w:szCs w:val="24"/>
-          <w:lang w:val="en-US"/>
-        </w:rPr>
-        <w:t xml:space="preserve"> </w:t>
-      </w:r>
-      <w:proofErr w:type="spellStart"/>
-      <w:r>
-        <w:rPr>
-          <w:rFonts w:ascii="Bahnschrift Light Condensed" w:hAnsi="Bahnschrift Light Condensed" w:cs="Segoe UI Historic"/>
-          <w:sz w:val="24"/>
-          <w:szCs w:val="24"/>
-          <w:lang w:val="en-US"/>
-        </w:rPr>
-        <w:t>ecrane</w:t>
-      </w:r>
-      <w:proofErr w:type="spellEnd"/>
-      <w:r>
-        <w:rPr>
-          <w:rFonts w:ascii="Bahnschrift Light Condensed" w:hAnsi="Bahnschrift Light Condensed" w:cs="Segoe UI Historic"/>
-          <w:sz w:val="24"/>
-          <w:szCs w:val="24"/>
-          <w:lang w:val="en-US"/>
-        </w:rPr>
-        <w:t xml:space="preserve"> </w:t>
-      </w:r>
-      <w:proofErr w:type="spellStart"/>
-      <w:r>
-        <w:rPr>
-          <w:rFonts w:ascii="Bahnschrift Light Condensed" w:hAnsi="Bahnschrift Light Condensed" w:cs="Segoe UI Historic"/>
-          <w:sz w:val="24"/>
-          <w:szCs w:val="24"/>
-          <w:lang w:val="en-US"/>
-        </w:rPr>
-        <w:t>largi</w:t>
-      </w:r>
-      <w:proofErr w:type="spellEnd"/>
-      <w:r>
-        <w:rPr>
-          <w:rFonts w:ascii="Bahnschrift Light Condensed" w:hAnsi="Bahnschrift Light Condensed" w:cs="Segoe UI Historic"/>
-          <w:sz w:val="24"/>
-          <w:szCs w:val="24"/>
-          <w:lang w:val="en-US"/>
-        </w:rPr>
-        <w:t xml:space="preserve">, </w:t>
-      </w:r>
-      <w:proofErr w:type="spellStart"/>
-      <w:r>
-        <w:rPr>
-          <w:rFonts w:ascii="Bahnschrift Light Condensed" w:hAnsi="Bahnschrift Light Condensed" w:cs="Segoe UI Historic"/>
-          <w:sz w:val="24"/>
-          <w:szCs w:val="24"/>
-          <w:lang w:val="en-US"/>
-        </w:rPr>
-        <w:t>cardurile</w:t>
-      </w:r>
-      <w:proofErr w:type="spellEnd"/>
-      <w:r>
-        <w:rPr>
-          <w:rFonts w:ascii="Bahnschrift Light Condensed" w:hAnsi="Bahnschrift Light Condensed" w:cs="Segoe UI Historic"/>
-          <w:sz w:val="24"/>
-          <w:szCs w:val="24"/>
-          <w:lang w:val="en-US"/>
-        </w:rPr>
-        <w:t xml:space="preserve"> </w:t>
-      </w:r>
-      <w:proofErr w:type="spellStart"/>
-      <w:r>
-        <w:rPr>
-          <w:rFonts w:ascii="Bahnschrift Light Condensed" w:hAnsi="Bahnschrift Light Condensed" w:cs="Segoe UI Historic"/>
-          <w:sz w:val="24"/>
-          <w:szCs w:val="24"/>
-          <w:lang w:val="en-US"/>
-        </w:rPr>
-        <w:t>stau</w:t>
-      </w:r>
-      <w:proofErr w:type="spellEnd"/>
-      <w:r>
-        <w:rPr>
-          <w:rFonts w:ascii="Bahnschrift Light Condensed" w:hAnsi="Bahnschrift Light Condensed" w:cs="Segoe UI Historic"/>
-          <w:sz w:val="24"/>
-          <w:szCs w:val="24"/>
-          <w:lang w:val="en-US"/>
-        </w:rPr>
-        <w:t xml:space="preserve"> </w:t>
-      </w:r>
-      <w:proofErr w:type="spellStart"/>
-      <w:r>
-        <w:rPr>
-          <w:rFonts w:ascii="Bahnschrift Light Condensed" w:hAnsi="Bahnschrift Light Condensed" w:cs="Segoe UI Historic"/>
-          <w:sz w:val="24"/>
-          <w:szCs w:val="24"/>
-          <w:lang w:val="en-US"/>
-        </w:rPr>
-        <w:t>unul</w:t>
-      </w:r>
-      <w:proofErr w:type="spellEnd"/>
-      <w:r>
-        <w:rPr>
-          <w:rFonts w:ascii="Bahnschrift Light Condensed" w:hAnsi="Bahnschrift Light Condensed" w:cs="Segoe UI Historic"/>
-          <w:sz w:val="24"/>
-          <w:szCs w:val="24"/>
-          <w:lang w:val="en-US"/>
-        </w:rPr>
-        <w:t xml:space="preserve"> </w:t>
-      </w:r>
-      <w:proofErr w:type="spellStart"/>
-      <w:r>
-        <w:rPr>
-          <w:rFonts w:ascii="Bahnschrift Light Condensed" w:hAnsi="Bahnschrift Light Condensed" w:cs="Segoe UI Historic"/>
-          <w:sz w:val="24"/>
-          <w:szCs w:val="24"/>
-          <w:lang w:val="en-US"/>
-        </w:rPr>
-        <w:t>lâng</w:t>
-      </w:r>
-      <w:r>
-        <w:rPr>
-          <w:rFonts w:ascii="Bahnschrift Light Condensed" w:hAnsi="Bahnschrift Light Condensed" w:cs="Calibri"/>
-          <w:sz w:val="24"/>
-          <w:szCs w:val="24"/>
-          <w:lang w:val="en-US"/>
-        </w:rPr>
-        <w:t>ă</w:t>
-      </w:r>
-      <w:proofErr w:type="spellEnd"/>
-      <w:r>
-        <w:rPr>
-          <w:rFonts w:ascii="Bahnschrift Light Condensed" w:hAnsi="Bahnschrift Light Condensed" w:cs="Segoe UI Historic"/>
-          <w:sz w:val="24"/>
-          <w:szCs w:val="24"/>
-          <w:lang w:val="en-US"/>
-        </w:rPr>
-        <w:t xml:space="preserve"> </w:t>
-      </w:r>
-      <w:proofErr w:type="spellStart"/>
-      <w:r>
-        <w:rPr>
-          <w:rFonts w:ascii="Bahnschrift Light Condensed" w:hAnsi="Bahnschrift Light Condensed" w:cs="Segoe UI Historic"/>
-          <w:sz w:val="24"/>
-          <w:szCs w:val="24"/>
-          <w:lang w:val="en-US"/>
-        </w:rPr>
-        <w:t>altul</w:t>
-      </w:r>
-      <w:proofErr w:type="spellEnd"/>
-      <w:r>
-        <w:rPr>
-          <w:rFonts w:ascii="Bahnschrift Light Condensed" w:hAnsi="Bahnschrift Light Condensed" w:cs="Segoe UI Historic"/>
-          <w:sz w:val="24"/>
-          <w:szCs w:val="24"/>
-          <w:lang w:val="en-US"/>
-        </w:rPr>
-        <w:t xml:space="preserve">. </w:t>
-      </w:r>
-      <w:proofErr w:type="spellStart"/>
-      <w:r>
-        <w:rPr>
-          <w:rFonts w:ascii="Bahnschrift Light Condensed" w:hAnsi="Bahnschrift Light Condensed" w:cs="Segoe UI Historic"/>
-          <w:sz w:val="24"/>
-          <w:szCs w:val="24"/>
-          <w:lang w:val="en-US"/>
-        </w:rPr>
-        <w:t>Pe</w:t>
-      </w:r>
-      <w:proofErr w:type="spellEnd"/>
-      <w:r>
-        <w:rPr>
-          <w:rFonts w:ascii="Bahnschrift Light Condensed" w:hAnsi="Bahnschrift Light Condensed" w:cs="Segoe UI Historic"/>
-          <w:sz w:val="24"/>
-          <w:szCs w:val="24"/>
-          <w:lang w:val="en-US"/>
-        </w:rPr>
-        <w:t xml:space="preserve"> </w:t>
-      </w:r>
-      <w:proofErr w:type="spellStart"/>
-      <w:r>
-        <w:rPr>
-          <w:rFonts w:ascii="Bahnschrift Light Condensed" w:hAnsi="Bahnschrift Light Condensed" w:cs="Segoe UI Historic"/>
-          <w:sz w:val="24"/>
-          <w:szCs w:val="24"/>
-          <w:lang w:val="en-US"/>
-        </w:rPr>
-        <w:t>m</w:t>
-      </w:r>
-      <w:r>
-        <w:rPr>
-          <w:rFonts w:ascii="Bahnschrift Light Condensed" w:hAnsi="Bahnschrift Light Condensed" w:cs="Calibri"/>
-          <w:sz w:val="24"/>
-          <w:szCs w:val="24"/>
-          <w:lang w:val="en-US"/>
-        </w:rPr>
-        <w:t>ă</w:t>
-      </w:r>
-      <w:r>
-        <w:rPr>
-          <w:rFonts w:ascii="Bahnschrift Light Condensed" w:hAnsi="Bahnschrift Light Condensed" w:cs="Segoe UI Historic"/>
-          <w:sz w:val="24"/>
-          <w:szCs w:val="24"/>
-          <w:lang w:val="en-US"/>
-        </w:rPr>
-        <w:t>sur</w:t>
-      </w:r>
-      <w:r>
-        <w:rPr>
-          <w:rFonts w:ascii="Bahnschrift Light Condensed" w:hAnsi="Bahnschrift Light Condensed" w:cs="Calibri"/>
-          <w:sz w:val="24"/>
-          <w:szCs w:val="24"/>
-          <w:lang w:val="en-US"/>
-        </w:rPr>
-        <w:t>ă</w:t>
-      </w:r>
-      <w:proofErr w:type="spellEnd"/>
-      <w:r>
-        <w:rPr>
-          <w:rFonts w:ascii="Bahnschrift Light Condensed" w:hAnsi="Bahnschrift Light Condensed" w:cs="Segoe UI Historic"/>
-          <w:sz w:val="24"/>
-          <w:szCs w:val="24"/>
-          <w:lang w:val="en-US"/>
-        </w:rPr>
-        <w:t xml:space="preserve"> </w:t>
-      </w:r>
-      <w:proofErr w:type="spellStart"/>
-      <w:r>
-        <w:rPr>
-          <w:rFonts w:ascii="Bahnschrift Light Condensed" w:hAnsi="Bahnschrift Light Condensed" w:cs="Segoe UI Historic"/>
-          <w:sz w:val="24"/>
-          <w:szCs w:val="24"/>
-          <w:lang w:val="en-US"/>
-        </w:rPr>
-        <w:t>ce</w:t>
-      </w:r>
-      <w:proofErr w:type="spellEnd"/>
-      <w:r>
-        <w:rPr>
-          <w:rFonts w:ascii="Bahnschrift Light Condensed" w:hAnsi="Bahnschrift Light Condensed" w:cs="Segoe UI Historic"/>
-          <w:sz w:val="24"/>
-          <w:szCs w:val="24"/>
-          <w:lang w:val="en-US"/>
-        </w:rPr>
-        <w:t xml:space="preserve"> </w:t>
-      </w:r>
-      <w:proofErr w:type="spellStart"/>
-      <w:r>
-        <w:rPr>
-          <w:rFonts w:ascii="Bahnschrift Light Condensed" w:hAnsi="Bahnschrift Light Condensed" w:cs="Segoe UI Historic"/>
-          <w:sz w:val="24"/>
-          <w:szCs w:val="24"/>
-          <w:lang w:val="en-US"/>
-        </w:rPr>
-        <w:t>fereastra</w:t>
-      </w:r>
-      <w:proofErr w:type="spellEnd"/>
-      <w:r>
-        <w:rPr>
-          <w:rFonts w:ascii="Bahnschrift Light Condensed" w:hAnsi="Bahnschrift Light Condensed" w:cs="Segoe UI Historic"/>
-          <w:sz w:val="24"/>
-          <w:szCs w:val="24"/>
-          <w:lang w:val="en-US"/>
-        </w:rPr>
-        <w:t xml:space="preserve"> de </w:t>
-      </w:r>
-      <w:proofErr w:type="spellStart"/>
-      <w:r>
-        <w:rPr>
-          <w:rFonts w:ascii="Bahnschrift Light Condensed" w:hAnsi="Bahnschrift Light Condensed" w:cs="Segoe UI Historic"/>
-          <w:sz w:val="24"/>
-          <w:szCs w:val="24"/>
-          <w:lang w:val="en-US"/>
-        </w:rPr>
-        <w:t>vizualizare</w:t>
-      </w:r>
-      <w:proofErr w:type="spellEnd"/>
-      <w:r>
-        <w:rPr>
-          <w:rFonts w:ascii="Bahnschrift Light Condensed" w:hAnsi="Bahnschrift Light Condensed" w:cs="Segoe UI Historic"/>
-          <w:sz w:val="24"/>
-          <w:szCs w:val="24"/>
-          <w:lang w:val="en-US"/>
-        </w:rPr>
-        <w:t xml:space="preserve"> se </w:t>
-      </w:r>
-      <w:proofErr w:type="spellStart"/>
-      <w:r>
-        <w:rPr>
-          <w:rFonts w:ascii="Bahnschrift Light Condensed" w:hAnsi="Bahnschrift Light Condensed" w:cs="Segoe UI Historic"/>
-          <w:sz w:val="24"/>
-          <w:szCs w:val="24"/>
-          <w:lang w:val="en-US"/>
-        </w:rPr>
-        <w:t>îngusteaz</w:t>
-      </w:r>
-      <w:r>
-        <w:rPr>
-          <w:rFonts w:ascii="Bahnschrift Light Condensed" w:hAnsi="Bahnschrift Light Condensed" w:cs="Calibri"/>
-          <w:sz w:val="24"/>
-          <w:szCs w:val="24"/>
-          <w:lang w:val="en-US"/>
-        </w:rPr>
-        <w:t>ă</w:t>
-      </w:r>
-      <w:proofErr w:type="spellEnd"/>
-      <w:r>
-        <w:rPr>
-          <w:rFonts w:ascii="Bahnschrift Light Condensed" w:hAnsi="Bahnschrift Light Condensed" w:cs="Segoe UI Historic"/>
-          <w:sz w:val="24"/>
-          <w:szCs w:val="24"/>
-          <w:lang w:val="en-US"/>
-        </w:rPr>
-        <w:t xml:space="preserve">, </w:t>
-      </w:r>
-      <w:proofErr w:type="spellStart"/>
-      <w:r>
-        <w:rPr>
-          <w:rFonts w:ascii="Bahnschrift Light Condensed" w:hAnsi="Bahnschrift Light Condensed" w:cs="Segoe UI Historic"/>
-          <w:sz w:val="24"/>
-          <w:szCs w:val="24"/>
-          <w:lang w:val="en-US"/>
-        </w:rPr>
-        <w:t>acestea</w:t>
-      </w:r>
-      <w:proofErr w:type="spellEnd"/>
-      <w:r>
-        <w:rPr>
-          <w:rFonts w:ascii="Bahnschrift Light Condensed" w:hAnsi="Bahnschrift Light Condensed" w:cs="Segoe UI Historic"/>
-          <w:sz w:val="24"/>
-          <w:szCs w:val="24"/>
-          <w:lang w:val="en-US"/>
-        </w:rPr>
-        <w:t xml:space="preserve"> </w:t>
-      </w:r>
-      <w:proofErr w:type="spellStart"/>
-      <w:r>
-        <w:rPr>
-          <w:rFonts w:ascii="Bahnschrift Light Condensed" w:hAnsi="Bahnschrift Light Condensed" w:cs="Segoe UI Historic"/>
-          <w:sz w:val="24"/>
-          <w:szCs w:val="24"/>
-          <w:lang w:val="en-US"/>
-        </w:rPr>
-        <w:t>trec</w:t>
-      </w:r>
-      <w:proofErr w:type="spellEnd"/>
-      <w:r>
-        <w:rPr>
-          <w:rFonts w:ascii="Bahnschrift Light Condensed" w:hAnsi="Bahnschrift Light Condensed" w:cs="Segoe UI Historic"/>
-          <w:sz w:val="24"/>
-          <w:szCs w:val="24"/>
-          <w:lang w:val="en-US"/>
-        </w:rPr>
-        <w:t xml:space="preserve"> natural </w:t>
-      </w:r>
-      <w:proofErr w:type="spellStart"/>
-      <w:r>
-        <w:rPr>
-          <w:rFonts w:ascii="Bahnschrift Light Condensed" w:hAnsi="Bahnschrift Light Condensed" w:cs="Segoe UI Historic"/>
-          <w:sz w:val="24"/>
-          <w:szCs w:val="24"/>
-          <w:lang w:val="en-US"/>
-        </w:rPr>
-        <w:t>pe</w:t>
-      </w:r>
-      <w:proofErr w:type="spellEnd"/>
-      <w:r>
-        <w:rPr>
-          <w:rFonts w:ascii="Bahnschrift Light Condensed" w:hAnsi="Bahnschrift Light Condensed" w:cs="Segoe UI Historic"/>
-          <w:sz w:val="24"/>
-          <w:szCs w:val="24"/>
-          <w:lang w:val="en-US"/>
-        </w:rPr>
-        <w:t xml:space="preserve"> </w:t>
-      </w:r>
-      <w:proofErr w:type="spellStart"/>
-      <w:r>
-        <w:rPr>
-          <w:rFonts w:ascii="Bahnschrift Light Condensed" w:hAnsi="Bahnschrift Light Condensed" w:cs="Segoe UI Historic"/>
-          <w:sz w:val="24"/>
-          <w:szCs w:val="24"/>
-          <w:lang w:val="en-US"/>
-        </w:rPr>
-        <w:t>linia</w:t>
-      </w:r>
-      <w:proofErr w:type="spellEnd"/>
-      <w:r>
-        <w:rPr>
-          <w:rFonts w:ascii="Bahnschrift Light Condensed" w:hAnsi="Bahnschrift Light Condensed" w:cs="Segoe UI Historic"/>
-          <w:sz w:val="24"/>
-          <w:szCs w:val="24"/>
-          <w:lang w:val="en-US"/>
-        </w:rPr>
-        <w:t xml:space="preserve"> </w:t>
-      </w:r>
-      <w:proofErr w:type="spellStart"/>
-      <w:r>
-        <w:rPr>
-          <w:rFonts w:ascii="Bahnschrift Light Condensed" w:hAnsi="Bahnschrift Light Condensed" w:cs="Segoe UI Historic"/>
-          <w:sz w:val="24"/>
-          <w:szCs w:val="24"/>
-          <w:lang w:val="en-US"/>
-        </w:rPr>
-        <w:t>urm</w:t>
-      </w:r>
-      <w:r>
-        <w:rPr>
-          <w:rFonts w:ascii="Bahnschrift Light Condensed" w:hAnsi="Bahnschrift Light Condensed" w:cs="Calibri"/>
-          <w:sz w:val="24"/>
-          <w:szCs w:val="24"/>
-          <w:lang w:val="en-US"/>
-        </w:rPr>
-        <w:t>ă</w:t>
-      </w:r>
-      <w:r>
-        <w:rPr>
-          <w:rFonts w:ascii="Bahnschrift Light Condensed" w:hAnsi="Bahnschrift Light Condensed" w:cs="Segoe UI Historic"/>
-          <w:sz w:val="24"/>
-          <w:szCs w:val="24"/>
-          <w:lang w:val="en-US"/>
-        </w:rPr>
-        <w:t>toare</w:t>
-      </w:r>
-      <w:proofErr w:type="spellEnd"/>
-      <w:r>
-        <w:rPr>
-          <w:rFonts w:ascii="Bahnschrift Light Condensed" w:hAnsi="Bahnschrift Light Condensed" w:cs="Segoe UI Historic"/>
-          <w:sz w:val="24"/>
-          <w:szCs w:val="24"/>
-          <w:lang w:val="en-US"/>
-        </w:rPr>
-        <w:t xml:space="preserve">, </w:t>
-      </w:r>
-      <w:proofErr w:type="spellStart"/>
-      <w:r>
-        <w:rPr>
-          <w:rFonts w:ascii="Bahnschrift Light Condensed" w:hAnsi="Bahnschrift Light Condensed" w:cs="Segoe UI Historic"/>
-          <w:sz w:val="24"/>
-          <w:szCs w:val="24"/>
-          <w:lang w:val="en-US"/>
-        </w:rPr>
-        <w:t>ajungând</w:t>
-      </w:r>
-      <w:proofErr w:type="spellEnd"/>
-      <w:r>
-        <w:rPr>
-          <w:rFonts w:ascii="Bahnschrift Light Condensed" w:hAnsi="Bahnschrift Light Condensed" w:cs="Segoe UI Historic"/>
-          <w:sz w:val="24"/>
-          <w:szCs w:val="24"/>
-          <w:lang w:val="en-US"/>
-        </w:rPr>
-        <w:t xml:space="preserve"> </w:t>
-      </w:r>
-      <w:proofErr w:type="spellStart"/>
-      <w:r>
-        <w:rPr>
-          <w:rFonts w:ascii="Bahnschrift Light Condensed" w:hAnsi="Bahnschrift Light Condensed" w:cs="Segoe UI Historic"/>
-          <w:sz w:val="24"/>
-          <w:szCs w:val="24"/>
-          <w:lang w:val="en-US"/>
-        </w:rPr>
-        <w:t>în</w:t>
-      </w:r>
-      <w:proofErr w:type="spellEnd"/>
-      <w:r>
-        <w:rPr>
-          <w:rFonts w:ascii="Bahnschrift Light Condensed" w:hAnsi="Bahnschrift Light Condensed" w:cs="Segoe UI Historic"/>
-          <w:sz w:val="24"/>
-          <w:szCs w:val="24"/>
-          <w:lang w:val="en-US"/>
-        </w:rPr>
-        <w:t xml:space="preserve"> </w:t>
-      </w:r>
-      <w:proofErr w:type="spellStart"/>
-      <w:r>
-        <w:rPr>
-          <w:rFonts w:ascii="Bahnschrift Light Condensed" w:hAnsi="Bahnschrift Light Condensed" w:cs="Segoe UI Historic"/>
-          <w:sz w:val="24"/>
-          <w:szCs w:val="24"/>
-          <w:lang w:val="en-US"/>
-        </w:rPr>
-        <w:t>cele</w:t>
-      </w:r>
-      <w:proofErr w:type="spellEnd"/>
-      <w:r>
-        <w:rPr>
-          <w:rFonts w:ascii="Bahnschrift Light Condensed" w:hAnsi="Bahnschrift Light Condensed" w:cs="Segoe UI Historic"/>
-          <w:sz w:val="24"/>
-          <w:szCs w:val="24"/>
-          <w:lang w:val="en-US"/>
-        </w:rPr>
-        <w:t xml:space="preserve"> din </w:t>
-      </w:r>
-      <w:proofErr w:type="spellStart"/>
-      <w:r>
-        <w:rPr>
-          <w:rFonts w:ascii="Bahnschrift Light Condensed" w:hAnsi="Bahnschrift Light Condensed" w:cs="Segoe UI Historic"/>
-          <w:sz w:val="24"/>
-          <w:szCs w:val="24"/>
-          <w:lang w:val="en-US"/>
-        </w:rPr>
-        <w:t>urm</w:t>
-      </w:r>
-      <w:r>
-        <w:rPr>
-          <w:rFonts w:ascii="Bahnschrift Light Condensed" w:hAnsi="Bahnschrift Light Condensed" w:cs="Calibri"/>
-          <w:sz w:val="24"/>
-          <w:szCs w:val="24"/>
-          <w:lang w:val="en-US"/>
-        </w:rPr>
-        <w:t>ă</w:t>
-      </w:r>
-      <w:proofErr w:type="spellEnd"/>
-      <w:r>
-        <w:rPr>
-          <w:rFonts w:ascii="Bahnschrift Light Condensed" w:hAnsi="Bahnschrift Light Condensed" w:cs="Segoe UI Historic"/>
-          <w:sz w:val="24"/>
-          <w:szCs w:val="24"/>
-          <w:lang w:val="en-US"/>
-        </w:rPr>
-        <w:t xml:space="preserve"> </w:t>
-      </w:r>
-      <w:proofErr w:type="spellStart"/>
-      <w:r>
-        <w:rPr>
-          <w:rFonts w:ascii="Bahnschrift Light Condensed" w:hAnsi="Bahnschrift Light Condensed" w:cs="Segoe UI Historic"/>
-          <w:sz w:val="24"/>
-          <w:szCs w:val="24"/>
-          <w:lang w:val="en-US"/>
-        </w:rPr>
-        <w:t>s</w:t>
-      </w:r>
-      <w:r>
-        <w:rPr>
-          <w:rFonts w:ascii="Bahnschrift Light Condensed" w:hAnsi="Bahnschrift Light Condensed" w:cs="Calibri"/>
-          <w:sz w:val="24"/>
-          <w:szCs w:val="24"/>
-          <w:lang w:val="en-US"/>
-        </w:rPr>
-        <w:t>ă</w:t>
-      </w:r>
-      <w:proofErr w:type="spellEnd"/>
-      <w:r>
-        <w:rPr>
-          <w:rFonts w:ascii="Bahnschrift Light Condensed" w:hAnsi="Bahnschrift Light Condensed" w:cs="Segoe UI Historic"/>
-          <w:sz w:val="24"/>
-          <w:szCs w:val="24"/>
-          <w:lang w:val="en-US"/>
-        </w:rPr>
-        <w:t xml:space="preserve"> se </w:t>
-      </w:r>
-      <w:proofErr w:type="spellStart"/>
-      <w:r>
-        <w:rPr>
-          <w:rFonts w:ascii="Bahnschrift Light Condensed" w:hAnsi="Bahnschrift Light Condensed" w:cs="Segoe UI Historic"/>
-          <w:sz w:val="24"/>
-          <w:szCs w:val="24"/>
-          <w:lang w:val="en-US"/>
-        </w:rPr>
-        <w:t>stivuiasc</w:t>
-      </w:r>
-      <w:r>
-        <w:rPr>
-          <w:rFonts w:ascii="Bahnschrift Light Condensed" w:hAnsi="Bahnschrift Light Condensed" w:cs="Calibri"/>
-          <w:sz w:val="24"/>
-          <w:szCs w:val="24"/>
-          <w:lang w:val="en-US"/>
-        </w:rPr>
-        <w:t>ă</w:t>
-      </w:r>
-      <w:proofErr w:type="spellEnd"/>
-      <w:r>
-        <w:rPr>
-          <w:rFonts w:ascii="Bahnschrift Light Condensed" w:hAnsi="Bahnschrift Light Condensed" w:cs="Segoe UI Historic"/>
-          <w:sz w:val="24"/>
-          <w:szCs w:val="24"/>
-          <w:lang w:val="en-US"/>
-        </w:rPr>
-        <w:t xml:space="preserve"> vertical </w:t>
-      </w:r>
-      <w:proofErr w:type="spellStart"/>
-      <w:r>
-        <w:rPr>
-          <w:rFonts w:ascii="Bahnschrift Light Condensed" w:hAnsi="Bahnschrift Light Condensed" w:cs="Segoe UI Historic"/>
-          <w:sz w:val="24"/>
-          <w:szCs w:val="24"/>
-          <w:lang w:val="en-US"/>
-        </w:rPr>
-        <w:t>pe</w:t>
-      </w:r>
-      <w:proofErr w:type="spellEnd"/>
-      <w:r>
-        <w:rPr>
-          <w:rFonts w:ascii="Bahnschrift Light Condensed" w:hAnsi="Bahnschrift Light Condensed" w:cs="Segoe UI Historic"/>
-          <w:sz w:val="24"/>
-          <w:szCs w:val="24"/>
-          <w:lang w:val="en-US"/>
-        </w:rPr>
-        <w:t xml:space="preserve"> </w:t>
-      </w:r>
-      <w:proofErr w:type="spellStart"/>
-      <w:r>
-        <w:rPr>
-          <w:rFonts w:ascii="Bahnschrift Light Condensed" w:hAnsi="Bahnschrift Light Condensed" w:cs="Segoe UI Historic"/>
-          <w:sz w:val="24"/>
-          <w:szCs w:val="24"/>
-          <w:lang w:val="en-US"/>
-        </w:rPr>
-        <w:t>mobil</w:t>
-      </w:r>
-      <w:proofErr w:type="spellEnd"/>
-      <w:r>
-        <w:rPr>
-          <w:rFonts w:ascii="Bahnschrift Light Condensed" w:hAnsi="Bahnschrift Light Condensed" w:cs="Segoe UI Historic"/>
-          <w:sz w:val="24"/>
-          <w:szCs w:val="24"/>
-          <w:lang w:val="en-US"/>
-        </w:rPr>
-        <w:t xml:space="preserve">, </w:t>
-      </w:r>
-      <w:proofErr w:type="spellStart"/>
-      <w:r>
-        <w:rPr>
-          <w:rFonts w:ascii="Bahnschrift Light Condensed" w:hAnsi="Bahnschrift Light Condensed" w:cs="Segoe UI Historic"/>
-          <w:sz w:val="24"/>
-          <w:szCs w:val="24"/>
-          <w:lang w:val="en-US"/>
-        </w:rPr>
-        <w:t>f</w:t>
-      </w:r>
-      <w:r>
-        <w:rPr>
-          <w:rFonts w:ascii="Bahnschrift Light Condensed" w:hAnsi="Bahnschrift Light Condensed" w:cs="Calibri"/>
-          <w:sz w:val="24"/>
-          <w:szCs w:val="24"/>
-          <w:lang w:val="en-US"/>
-        </w:rPr>
-        <w:t>ă</w:t>
-      </w:r>
-      <w:r>
-        <w:rPr>
-          <w:rFonts w:ascii="Bahnschrift Light Condensed" w:hAnsi="Bahnschrift Light Condensed" w:cs="Segoe UI Historic"/>
-          <w:sz w:val="24"/>
-          <w:szCs w:val="24"/>
-          <w:lang w:val="en-US"/>
-        </w:rPr>
-        <w:t>r</w:t>
-      </w:r>
-      <w:r>
-        <w:rPr>
-          <w:rFonts w:ascii="Bahnschrift Light Condensed" w:hAnsi="Bahnschrift Light Condensed" w:cs="Calibri"/>
-          <w:sz w:val="24"/>
-          <w:szCs w:val="24"/>
-          <w:lang w:val="en-US"/>
-        </w:rPr>
-        <w:t>ă</w:t>
-      </w:r>
-      <w:proofErr w:type="spellEnd"/>
-      <w:r>
-        <w:rPr>
-          <w:rFonts w:ascii="Bahnschrift Light Condensed" w:hAnsi="Bahnschrift Light Condensed" w:cs="Segoe UI Historic"/>
-          <w:sz w:val="24"/>
-          <w:szCs w:val="24"/>
-          <w:lang w:val="en-US"/>
-        </w:rPr>
-        <w:t xml:space="preserve"> a fi </w:t>
-      </w:r>
-      <w:proofErr w:type="spellStart"/>
-      <w:r>
-        <w:rPr>
-          <w:rFonts w:ascii="Bahnschrift Light Condensed" w:hAnsi="Bahnschrift Light Condensed" w:cs="Segoe UI Historic"/>
-          <w:sz w:val="24"/>
-          <w:szCs w:val="24"/>
-          <w:lang w:val="en-US"/>
-        </w:rPr>
-        <w:t>nevoie</w:t>
-      </w:r>
-      <w:proofErr w:type="spellEnd"/>
-      <w:r>
-        <w:rPr>
-          <w:rFonts w:ascii="Bahnschrift Light Condensed" w:hAnsi="Bahnschrift Light Condensed" w:cs="Segoe UI Historic"/>
-          <w:sz w:val="24"/>
-          <w:szCs w:val="24"/>
-          <w:lang w:val="en-US"/>
-        </w:rPr>
-        <w:t xml:space="preserve"> de breakpoint-</w:t>
-      </w:r>
-      <w:proofErr w:type="spellStart"/>
-      <w:r>
-        <w:rPr>
-          <w:rFonts w:ascii="Bahnschrift Light Condensed" w:hAnsi="Bahnschrift Light Condensed" w:cs="Segoe UI Historic"/>
-          <w:sz w:val="24"/>
-          <w:szCs w:val="24"/>
-          <w:lang w:val="en-US"/>
-        </w:rPr>
-        <w:t>uri</w:t>
-      </w:r>
-      <w:proofErr w:type="spellEnd"/>
-      <w:r>
-        <w:rPr>
-          <w:rFonts w:ascii="Bahnschrift Light Condensed" w:hAnsi="Bahnschrift Light Condensed" w:cs="Segoe UI Historic"/>
-          <w:sz w:val="24"/>
-          <w:szCs w:val="24"/>
-          <w:lang w:val="en-US"/>
-        </w:rPr>
-        <w:t xml:space="preserve"> @media </w:t>
-      </w:r>
-      <w:proofErr w:type="spellStart"/>
-      <w:r>
-        <w:rPr>
-          <w:rFonts w:ascii="Bahnschrift Light Condensed" w:hAnsi="Bahnschrift Light Condensed" w:cs="Segoe UI Historic"/>
-          <w:sz w:val="24"/>
-          <w:szCs w:val="24"/>
-          <w:lang w:val="en-US"/>
-        </w:rPr>
-        <w:t>specifice</w:t>
-      </w:r>
-      <w:proofErr w:type="spellEnd"/>
-      <w:r>
-        <w:rPr>
-          <w:rFonts w:ascii="Bahnschrift Light Condensed" w:hAnsi="Bahnschrift Light Condensed" w:cs="Segoe UI Historic"/>
-          <w:sz w:val="24"/>
-          <w:szCs w:val="24"/>
-          <w:lang w:val="en-US"/>
-        </w:rPr>
-        <w:t xml:space="preserve"> </w:t>
-      </w:r>
-      <w:proofErr w:type="spellStart"/>
-      <w:r>
-        <w:rPr>
-          <w:rFonts w:ascii="Bahnschrift Light Condensed" w:hAnsi="Bahnschrift Light Condensed" w:cs="Segoe UI Historic"/>
-          <w:sz w:val="24"/>
-          <w:szCs w:val="24"/>
-          <w:lang w:val="en-US"/>
-        </w:rPr>
-        <w:t>pentru</w:t>
-      </w:r>
-      <w:proofErr w:type="spellEnd"/>
-      <w:r>
-        <w:rPr>
-          <w:rFonts w:ascii="Bahnschrift Light Condensed" w:hAnsi="Bahnschrift Light Condensed" w:cs="Segoe UI Historic"/>
-          <w:sz w:val="24"/>
-          <w:szCs w:val="24"/>
-          <w:lang w:val="en-US"/>
-        </w:rPr>
-        <w:t xml:space="preserve"> </w:t>
-      </w:r>
-      <w:proofErr w:type="spellStart"/>
-      <w:r>
-        <w:rPr>
-          <w:rFonts w:ascii="Bahnschrift Light Condensed" w:hAnsi="Bahnschrift Light Condensed" w:cs="Segoe UI Historic"/>
-          <w:sz w:val="24"/>
-          <w:szCs w:val="24"/>
-          <w:lang w:val="en-US"/>
-        </w:rPr>
-        <w:t>fiecare</w:t>
-      </w:r>
-      <w:proofErr w:type="spellEnd"/>
-      <w:r>
-        <w:rPr>
-          <w:rFonts w:ascii="Bahnschrift Light Condensed" w:hAnsi="Bahnschrift Light Condensed" w:cs="Segoe UI Historic"/>
-          <w:sz w:val="24"/>
-          <w:szCs w:val="24"/>
-          <w:lang w:val="en-US"/>
-        </w:rPr>
-        <w:t xml:space="preserve"> </w:t>
-      </w:r>
-      <w:proofErr w:type="spellStart"/>
-      <w:r>
-        <w:rPr>
-          <w:rFonts w:ascii="Bahnschrift Light Condensed" w:hAnsi="Bahnschrift Light Condensed" w:cs="Segoe UI Historic"/>
-          <w:sz w:val="24"/>
-          <w:szCs w:val="24"/>
-          <w:lang w:val="en-US"/>
-        </w:rPr>
-        <w:t>l</w:t>
-      </w:r>
-      <w:r>
-        <w:rPr>
-          <w:rFonts w:ascii="Bahnschrift Light Condensed" w:hAnsi="Bahnschrift Light Condensed" w:cs="Calibri"/>
-          <w:sz w:val="24"/>
-          <w:szCs w:val="24"/>
-          <w:lang w:val="en-US"/>
-        </w:rPr>
-        <w:t>ăț</w:t>
-      </w:r>
-      <w:r>
-        <w:rPr>
-          <w:rFonts w:ascii="Bahnschrift Light Condensed" w:hAnsi="Bahnschrift Light Condensed" w:cs="Segoe UI Historic"/>
-          <w:sz w:val="24"/>
-          <w:szCs w:val="24"/>
-          <w:lang w:val="en-US"/>
-        </w:rPr>
-        <w:t>ime</w:t>
-      </w:r>
-      <w:proofErr w:type="spellEnd"/>
-      <w:r>
-        <w:rPr>
-          <w:rFonts w:ascii="Bahnschrift Light Condensed" w:hAnsi="Bahnschrift Light Condensed" w:cs="Segoe UI Historic"/>
-          <w:sz w:val="24"/>
-          <w:szCs w:val="24"/>
-          <w:lang w:val="en-US"/>
-        </w:rPr>
-        <w:t xml:space="preserve"> </w:t>
-      </w:r>
-      <w:proofErr w:type="spellStart"/>
-      <w:r>
-        <w:rPr>
-          <w:rFonts w:ascii="Bahnschrift Light Condensed" w:hAnsi="Bahnschrift Light Condensed" w:cs="Segoe UI Historic"/>
-          <w:sz w:val="24"/>
-          <w:szCs w:val="24"/>
-          <w:lang w:val="en-US"/>
-        </w:rPr>
-        <w:t>intermediar</w:t>
-      </w:r>
-      <w:r>
-        <w:rPr>
-          <w:rFonts w:ascii="Bahnschrift Light Condensed" w:hAnsi="Bahnschrift Light Condensed" w:cs="Calibri"/>
-          <w:sz w:val="24"/>
-          <w:szCs w:val="24"/>
-          <w:lang w:val="en-US"/>
-        </w:rPr>
-        <w:t>ă</w:t>
-      </w:r>
-      <w:proofErr w:type="spellEnd"/>
-      <w:r>
-        <w:rPr>
-          <w:rFonts w:ascii="Bahnschrift Light Condensed" w:hAnsi="Bahnschrift Light Condensed" w:cs="Segoe UI Historic"/>
-          <w:sz w:val="24"/>
-          <w:szCs w:val="24"/>
-          <w:lang w:val="en-US"/>
-        </w:rPr>
-        <w:t>.</w:t>
-      </w:r>
+        <w:ind w:firstLine="720"/>
+        <w:rPr>
+          <w:rFonts w:ascii="Bahnschrift Light Condensed" w:hAnsi="Bahnschrift Light Condensed" w:cs="Segoe UI Historic"/>
+          <w:sz w:val="24"/>
+          <w:szCs w:val="24"/>
+          <w:lang w:val="en-US"/>
+        </w:rPr>
+      </w:pPr>
     </w:p>
     <w:p>
       <w:pPr>
@@ -9267,6 +8084,682 @@
           <w:lang w:val="en-US"/>
         </w:rPr>
       </w:pPr>
+      <w:r>
+        <w:rPr>
+          <w:rFonts w:ascii="Bahnschrift Light Condensed" w:hAnsi="Bahnschrift Light Condensed" w:cs="Segoe UI Historic"/>
+          <w:sz w:val="24"/>
+          <w:szCs w:val="24"/>
+          <w:lang w:val="en-US"/>
+        </w:rPr>
+        <w:t xml:space="preserve">Pe </w:t>
+      </w:r>
+      <w:proofErr w:type="spellStart"/>
+      <w:r>
+        <w:rPr>
+          <w:rFonts w:ascii="Bahnschrift Light Condensed" w:hAnsi="Bahnschrift Light Condensed" w:cs="Segoe UI Historic"/>
+          <w:sz w:val="24"/>
+          <w:szCs w:val="24"/>
+          <w:lang w:val="en-US"/>
+        </w:rPr>
+        <w:t>ecrane</w:t>
+      </w:r>
+      <w:proofErr w:type="spellEnd"/>
+      <w:r>
+        <w:rPr>
+          <w:rFonts w:ascii="Bahnschrift Light Condensed" w:hAnsi="Bahnschrift Light Condensed" w:cs="Segoe UI Historic"/>
+          <w:sz w:val="24"/>
+          <w:szCs w:val="24"/>
+          <w:lang w:val="en-US"/>
+        </w:rPr>
+        <w:t xml:space="preserve"> </w:t>
+      </w:r>
+      <w:proofErr w:type="spellStart"/>
+      <w:r>
+        <w:rPr>
+          <w:rFonts w:ascii="Bahnschrift Light Condensed" w:hAnsi="Bahnschrift Light Condensed" w:cs="Segoe UI Historic"/>
+          <w:sz w:val="24"/>
+          <w:szCs w:val="24"/>
+          <w:lang w:val="en-US"/>
+        </w:rPr>
+        <w:t>largi</w:t>
+      </w:r>
+      <w:proofErr w:type="spellEnd"/>
+      <w:r>
+        <w:rPr>
+          <w:rFonts w:ascii="Bahnschrift Light Condensed" w:hAnsi="Bahnschrift Light Condensed" w:cs="Segoe UI Historic"/>
+          <w:sz w:val="24"/>
+          <w:szCs w:val="24"/>
+          <w:lang w:val="en-US"/>
+        </w:rPr>
+        <w:t xml:space="preserve">, </w:t>
+      </w:r>
+      <w:proofErr w:type="spellStart"/>
+      <w:r>
+        <w:rPr>
+          <w:rFonts w:ascii="Bahnschrift Light Condensed" w:hAnsi="Bahnschrift Light Condensed" w:cs="Segoe UI Historic"/>
+          <w:sz w:val="24"/>
+          <w:szCs w:val="24"/>
+          <w:lang w:val="en-US"/>
+        </w:rPr>
+        <w:t>cardurile</w:t>
+      </w:r>
+      <w:proofErr w:type="spellEnd"/>
+      <w:r>
+        <w:rPr>
+          <w:rFonts w:ascii="Bahnschrift Light Condensed" w:hAnsi="Bahnschrift Light Condensed" w:cs="Segoe UI Historic"/>
+          <w:sz w:val="24"/>
+          <w:szCs w:val="24"/>
+          <w:lang w:val="en-US"/>
+        </w:rPr>
+        <w:t xml:space="preserve"> </w:t>
+      </w:r>
+      <w:proofErr w:type="spellStart"/>
+      <w:r>
+        <w:rPr>
+          <w:rFonts w:ascii="Bahnschrift Light Condensed" w:hAnsi="Bahnschrift Light Condensed" w:cs="Segoe UI Historic"/>
+          <w:sz w:val="24"/>
+          <w:szCs w:val="24"/>
+          <w:lang w:val="en-US"/>
+        </w:rPr>
+        <w:t>stau</w:t>
+      </w:r>
+      <w:proofErr w:type="spellEnd"/>
+      <w:r>
+        <w:rPr>
+          <w:rFonts w:ascii="Bahnschrift Light Condensed" w:hAnsi="Bahnschrift Light Condensed" w:cs="Segoe UI Historic"/>
+          <w:sz w:val="24"/>
+          <w:szCs w:val="24"/>
+          <w:lang w:val="en-US"/>
+        </w:rPr>
+        <w:t xml:space="preserve"> </w:t>
+      </w:r>
+      <w:proofErr w:type="spellStart"/>
+      <w:r>
+        <w:rPr>
+          <w:rFonts w:ascii="Bahnschrift Light Condensed" w:hAnsi="Bahnschrift Light Condensed" w:cs="Segoe UI Historic"/>
+          <w:sz w:val="24"/>
+          <w:szCs w:val="24"/>
+          <w:lang w:val="en-US"/>
+        </w:rPr>
+        <w:t>unul</w:t>
+      </w:r>
+      <w:proofErr w:type="spellEnd"/>
+      <w:r>
+        <w:rPr>
+          <w:rFonts w:ascii="Bahnschrift Light Condensed" w:hAnsi="Bahnschrift Light Condensed" w:cs="Segoe UI Historic"/>
+          <w:sz w:val="24"/>
+          <w:szCs w:val="24"/>
+          <w:lang w:val="en-US"/>
+        </w:rPr>
+        <w:t xml:space="preserve"> </w:t>
+      </w:r>
+      <w:proofErr w:type="spellStart"/>
+      <w:r>
+        <w:rPr>
+          <w:rFonts w:ascii="Bahnschrift Light Condensed" w:hAnsi="Bahnschrift Light Condensed" w:cs="Segoe UI Historic"/>
+          <w:sz w:val="24"/>
+          <w:szCs w:val="24"/>
+          <w:lang w:val="en-US"/>
+        </w:rPr>
+        <w:t>lângă</w:t>
+      </w:r>
+      <w:proofErr w:type="spellEnd"/>
+      <w:r>
+        <w:rPr>
+          <w:rFonts w:ascii="Bahnschrift Light Condensed" w:hAnsi="Bahnschrift Light Condensed" w:cs="Segoe UI Historic"/>
+          <w:sz w:val="24"/>
+          <w:szCs w:val="24"/>
+          <w:lang w:val="en-US"/>
+        </w:rPr>
+        <w:t xml:space="preserve"> </w:t>
+      </w:r>
+      <w:proofErr w:type="spellStart"/>
+      <w:r>
+        <w:rPr>
+          <w:rFonts w:ascii="Bahnschrift Light Condensed" w:hAnsi="Bahnschrift Light Condensed" w:cs="Segoe UI Historic"/>
+          <w:sz w:val="24"/>
+          <w:szCs w:val="24"/>
+          <w:lang w:val="en-US"/>
+        </w:rPr>
+        <w:t>altul</w:t>
+      </w:r>
+      <w:proofErr w:type="spellEnd"/>
+      <w:r>
+        <w:rPr>
+          <w:rFonts w:ascii="Bahnschrift Light Condensed" w:hAnsi="Bahnschrift Light Condensed" w:cs="Segoe UI Historic"/>
+          <w:sz w:val="24"/>
+          <w:szCs w:val="24"/>
+          <w:lang w:val="en-US"/>
+        </w:rPr>
+        <w:t xml:space="preserve">. Pe </w:t>
+      </w:r>
+      <w:proofErr w:type="spellStart"/>
+      <w:r>
+        <w:rPr>
+          <w:rFonts w:ascii="Bahnschrift Light Condensed" w:hAnsi="Bahnschrift Light Condensed" w:cs="Segoe UI Historic"/>
+          <w:sz w:val="24"/>
+          <w:szCs w:val="24"/>
+          <w:lang w:val="en-US"/>
+        </w:rPr>
+        <w:t>măsură</w:t>
+      </w:r>
+      <w:proofErr w:type="spellEnd"/>
+      <w:r>
+        <w:rPr>
+          <w:rFonts w:ascii="Bahnschrift Light Condensed" w:hAnsi="Bahnschrift Light Condensed" w:cs="Segoe UI Historic"/>
+          <w:sz w:val="24"/>
+          <w:szCs w:val="24"/>
+          <w:lang w:val="en-US"/>
+        </w:rPr>
+        <w:t xml:space="preserve"> </w:t>
+      </w:r>
+      <w:proofErr w:type="spellStart"/>
+      <w:r>
+        <w:rPr>
+          <w:rFonts w:ascii="Bahnschrift Light Condensed" w:hAnsi="Bahnschrift Light Condensed" w:cs="Segoe UI Historic"/>
+          <w:sz w:val="24"/>
+          <w:szCs w:val="24"/>
+          <w:lang w:val="en-US"/>
+        </w:rPr>
+        <w:t>ce</w:t>
+      </w:r>
+      <w:proofErr w:type="spellEnd"/>
+      <w:r>
+        <w:rPr>
+          <w:rFonts w:ascii="Bahnschrift Light Condensed" w:hAnsi="Bahnschrift Light Condensed" w:cs="Segoe UI Historic"/>
+          <w:sz w:val="24"/>
+          <w:szCs w:val="24"/>
+          <w:lang w:val="en-US"/>
+        </w:rPr>
+        <w:t xml:space="preserve"> </w:t>
+      </w:r>
+      <w:proofErr w:type="spellStart"/>
+      <w:r>
+        <w:rPr>
+          <w:rFonts w:ascii="Bahnschrift Light Condensed" w:hAnsi="Bahnschrift Light Condensed" w:cs="Segoe UI Historic"/>
+          <w:sz w:val="24"/>
+          <w:szCs w:val="24"/>
+          <w:lang w:val="en-US"/>
+        </w:rPr>
+        <w:t>fereastra</w:t>
+      </w:r>
+      <w:proofErr w:type="spellEnd"/>
+      <w:r>
+        <w:rPr>
+          <w:rFonts w:ascii="Bahnschrift Light Condensed" w:hAnsi="Bahnschrift Light Condensed" w:cs="Segoe UI Historic"/>
+          <w:sz w:val="24"/>
+          <w:szCs w:val="24"/>
+          <w:lang w:val="en-US"/>
+        </w:rPr>
+        <w:t xml:space="preserve"> de </w:t>
+      </w:r>
+      <w:proofErr w:type="spellStart"/>
+      <w:r>
+        <w:rPr>
+          <w:rFonts w:ascii="Bahnschrift Light Condensed" w:hAnsi="Bahnschrift Light Condensed" w:cs="Segoe UI Historic"/>
+          <w:sz w:val="24"/>
+          <w:szCs w:val="24"/>
+          <w:lang w:val="en-US"/>
+        </w:rPr>
+        <w:t>vizualizare</w:t>
+      </w:r>
+      <w:proofErr w:type="spellEnd"/>
+      <w:r>
+        <w:rPr>
+          <w:rFonts w:ascii="Bahnschrift Light Condensed" w:hAnsi="Bahnschrift Light Condensed" w:cs="Segoe UI Historic"/>
+          <w:sz w:val="24"/>
+          <w:szCs w:val="24"/>
+          <w:lang w:val="en-US"/>
+        </w:rPr>
+        <w:t xml:space="preserve"> se </w:t>
+      </w:r>
+      <w:proofErr w:type="spellStart"/>
+      <w:r>
+        <w:rPr>
+          <w:rFonts w:ascii="Bahnschrift Light Condensed" w:hAnsi="Bahnschrift Light Condensed" w:cs="Segoe UI Historic"/>
+          <w:sz w:val="24"/>
+          <w:szCs w:val="24"/>
+          <w:lang w:val="en-US"/>
+        </w:rPr>
+        <w:t>îngustează</w:t>
+      </w:r>
+      <w:proofErr w:type="spellEnd"/>
+      <w:r>
+        <w:rPr>
+          <w:rFonts w:ascii="Bahnschrift Light Condensed" w:hAnsi="Bahnschrift Light Condensed" w:cs="Segoe UI Historic"/>
+          <w:sz w:val="24"/>
+          <w:szCs w:val="24"/>
+          <w:lang w:val="en-US"/>
+        </w:rPr>
+        <w:t xml:space="preserve">, </w:t>
+      </w:r>
+      <w:r>
+        <w:rPr>
+          <w:rFonts w:ascii="Bahnschrift Light Condensed" w:hAnsi="Bahnschrift Light Condensed" w:cs="Segoe UI Historic"/>
+          <w:sz w:val="24"/>
+          <w:szCs w:val="24"/>
+          <w:lang w:val="en-US"/>
+        </w:rPr>
+        <w:tab/>
+      </w:r>
+      <w:proofErr w:type="spellStart"/>
+      <w:r>
+        <w:rPr>
+          <w:rFonts w:ascii="Bahnschrift Light Condensed" w:hAnsi="Bahnschrift Light Condensed" w:cs="Segoe UI Historic"/>
+          <w:sz w:val="24"/>
+          <w:szCs w:val="24"/>
+          <w:lang w:val="en-US"/>
+        </w:rPr>
+        <w:t>acestea</w:t>
+      </w:r>
+      <w:proofErr w:type="spellEnd"/>
+      <w:r>
+        <w:rPr>
+          <w:rFonts w:ascii="Bahnschrift Light Condensed" w:hAnsi="Bahnschrift Light Condensed" w:cs="Segoe UI Historic"/>
+          <w:sz w:val="24"/>
+          <w:szCs w:val="24"/>
+          <w:lang w:val="en-US"/>
+        </w:rPr>
+        <w:t xml:space="preserve"> </w:t>
+      </w:r>
+      <w:proofErr w:type="spellStart"/>
+      <w:r>
+        <w:rPr>
+          <w:rFonts w:ascii="Bahnschrift Light Condensed" w:hAnsi="Bahnschrift Light Condensed" w:cs="Segoe UI Historic"/>
+          <w:sz w:val="24"/>
+          <w:szCs w:val="24"/>
+          <w:lang w:val="en-US"/>
+        </w:rPr>
+        <w:t>trec</w:t>
+      </w:r>
+      <w:proofErr w:type="spellEnd"/>
+      <w:r>
+        <w:rPr>
+          <w:rFonts w:ascii="Bahnschrift Light Condensed" w:hAnsi="Bahnschrift Light Condensed" w:cs="Segoe UI Historic"/>
+          <w:sz w:val="24"/>
+          <w:szCs w:val="24"/>
+          <w:lang w:val="en-US"/>
+        </w:rPr>
+        <w:t xml:space="preserve"> natural pe </w:t>
+      </w:r>
+      <w:proofErr w:type="spellStart"/>
+      <w:r>
+        <w:rPr>
+          <w:rFonts w:ascii="Bahnschrift Light Condensed" w:hAnsi="Bahnschrift Light Condensed" w:cs="Segoe UI Historic"/>
+          <w:sz w:val="24"/>
+          <w:szCs w:val="24"/>
+          <w:lang w:val="en-US"/>
+        </w:rPr>
+        <w:t>linia</w:t>
+      </w:r>
+      <w:proofErr w:type="spellEnd"/>
+      <w:r>
+        <w:rPr>
+          <w:rFonts w:ascii="Bahnschrift Light Condensed" w:hAnsi="Bahnschrift Light Condensed" w:cs="Segoe UI Historic"/>
+          <w:sz w:val="24"/>
+          <w:szCs w:val="24"/>
+          <w:lang w:val="en-US"/>
+        </w:rPr>
+        <w:t xml:space="preserve"> </w:t>
+      </w:r>
+      <w:proofErr w:type="spellStart"/>
+      <w:r>
+        <w:rPr>
+          <w:rFonts w:ascii="Bahnschrift Light Condensed" w:hAnsi="Bahnschrift Light Condensed" w:cs="Segoe UI Historic"/>
+          <w:sz w:val="24"/>
+          <w:szCs w:val="24"/>
+          <w:lang w:val="en-US"/>
+        </w:rPr>
+        <w:t>următoare</w:t>
+      </w:r>
+      <w:proofErr w:type="spellEnd"/>
+      <w:r>
+        <w:rPr>
+          <w:rFonts w:ascii="Bahnschrift Light Condensed" w:hAnsi="Bahnschrift Light Condensed" w:cs="Segoe UI Historic"/>
+          <w:sz w:val="24"/>
+          <w:szCs w:val="24"/>
+          <w:lang w:val="en-US"/>
+        </w:rPr>
+        <w:t xml:space="preserve">, </w:t>
+      </w:r>
+      <w:proofErr w:type="spellStart"/>
+      <w:r>
+        <w:rPr>
+          <w:rFonts w:ascii="Bahnschrift Light Condensed" w:hAnsi="Bahnschrift Light Condensed" w:cs="Segoe UI Historic"/>
+          <w:sz w:val="24"/>
+          <w:szCs w:val="24"/>
+          <w:lang w:val="en-US"/>
+        </w:rPr>
+        <w:t>ajungând</w:t>
+      </w:r>
+      <w:proofErr w:type="spellEnd"/>
+      <w:r>
+        <w:rPr>
+          <w:rFonts w:ascii="Bahnschrift Light Condensed" w:hAnsi="Bahnschrift Light Condensed" w:cs="Segoe UI Historic"/>
+          <w:sz w:val="24"/>
+          <w:szCs w:val="24"/>
+          <w:lang w:val="en-US"/>
+        </w:rPr>
+        <w:t xml:space="preserve"> </w:t>
+      </w:r>
+      <w:proofErr w:type="spellStart"/>
+      <w:r>
+        <w:rPr>
+          <w:rFonts w:ascii="Bahnschrift Light Condensed" w:hAnsi="Bahnschrift Light Condensed" w:cs="Segoe UI Historic"/>
+          <w:sz w:val="24"/>
+          <w:szCs w:val="24"/>
+          <w:lang w:val="en-US"/>
+        </w:rPr>
+        <w:t>în</w:t>
+      </w:r>
+      <w:proofErr w:type="spellEnd"/>
+      <w:r>
+        <w:rPr>
+          <w:rFonts w:ascii="Bahnschrift Light Condensed" w:hAnsi="Bahnschrift Light Condensed" w:cs="Segoe UI Historic"/>
+          <w:sz w:val="24"/>
+          <w:szCs w:val="24"/>
+          <w:lang w:val="en-US"/>
+        </w:rPr>
+        <w:t xml:space="preserve"> </w:t>
+      </w:r>
+      <w:proofErr w:type="spellStart"/>
+      <w:r>
+        <w:rPr>
+          <w:rFonts w:ascii="Bahnschrift Light Condensed" w:hAnsi="Bahnschrift Light Condensed" w:cs="Segoe UI Historic"/>
+          <w:sz w:val="24"/>
+          <w:szCs w:val="24"/>
+          <w:lang w:val="en-US"/>
+        </w:rPr>
+        <w:t>cele</w:t>
+      </w:r>
+      <w:proofErr w:type="spellEnd"/>
+      <w:r>
+        <w:rPr>
+          <w:rFonts w:ascii="Bahnschrift Light Condensed" w:hAnsi="Bahnschrift Light Condensed" w:cs="Segoe UI Historic"/>
+          <w:sz w:val="24"/>
+          <w:szCs w:val="24"/>
+          <w:lang w:val="en-US"/>
+        </w:rPr>
+        <w:t xml:space="preserve"> din </w:t>
+      </w:r>
+      <w:proofErr w:type="spellStart"/>
+      <w:r>
+        <w:rPr>
+          <w:rFonts w:ascii="Bahnschrift Light Condensed" w:hAnsi="Bahnschrift Light Condensed" w:cs="Segoe UI Historic"/>
+          <w:sz w:val="24"/>
+          <w:szCs w:val="24"/>
+          <w:lang w:val="en-US"/>
+        </w:rPr>
+        <w:t>urmă</w:t>
+      </w:r>
+      <w:proofErr w:type="spellEnd"/>
+      <w:r>
+        <w:rPr>
+          <w:rFonts w:ascii="Bahnschrift Light Condensed" w:hAnsi="Bahnschrift Light Condensed" w:cs="Segoe UI Historic"/>
+          <w:sz w:val="24"/>
+          <w:szCs w:val="24"/>
+          <w:lang w:val="en-US"/>
+        </w:rPr>
+        <w:t xml:space="preserve"> </w:t>
+      </w:r>
+      <w:proofErr w:type="spellStart"/>
+      <w:r>
+        <w:rPr>
+          <w:rFonts w:ascii="Bahnschrift Light Condensed" w:hAnsi="Bahnschrift Light Condensed" w:cs="Segoe UI Historic"/>
+          <w:sz w:val="24"/>
+          <w:szCs w:val="24"/>
+          <w:lang w:val="en-US"/>
+        </w:rPr>
+        <w:t>să</w:t>
+      </w:r>
+      <w:proofErr w:type="spellEnd"/>
+      <w:r>
+        <w:rPr>
+          <w:rFonts w:ascii="Bahnschrift Light Condensed" w:hAnsi="Bahnschrift Light Condensed" w:cs="Segoe UI Historic"/>
+          <w:sz w:val="24"/>
+          <w:szCs w:val="24"/>
+          <w:lang w:val="en-US"/>
+        </w:rPr>
+        <w:t xml:space="preserve"> se </w:t>
+      </w:r>
+      <w:proofErr w:type="spellStart"/>
+      <w:r>
+        <w:rPr>
+          <w:rFonts w:ascii="Bahnschrift Light Condensed" w:hAnsi="Bahnschrift Light Condensed" w:cs="Segoe UI Historic"/>
+          <w:sz w:val="24"/>
+          <w:szCs w:val="24"/>
+          <w:lang w:val="en-US"/>
+        </w:rPr>
+        <w:t>stivuiască</w:t>
+      </w:r>
+      <w:proofErr w:type="spellEnd"/>
+      <w:r>
+        <w:rPr>
+          <w:rFonts w:ascii="Bahnschrift Light Condensed" w:hAnsi="Bahnschrift Light Condensed" w:cs="Segoe UI Historic"/>
+          <w:sz w:val="24"/>
+          <w:szCs w:val="24"/>
+          <w:lang w:val="en-US"/>
+        </w:rPr>
+        <w:t xml:space="preserve"> vertical pe </w:t>
+      </w:r>
+      <w:proofErr w:type="spellStart"/>
+      <w:r>
+        <w:rPr>
+          <w:rFonts w:ascii="Bahnschrift Light Condensed" w:hAnsi="Bahnschrift Light Condensed" w:cs="Segoe UI Historic"/>
+          <w:sz w:val="24"/>
+          <w:szCs w:val="24"/>
+          <w:lang w:val="en-US"/>
+        </w:rPr>
+        <w:t>mobil</w:t>
+      </w:r>
+      <w:proofErr w:type="spellEnd"/>
+      <w:r>
+        <w:rPr>
+          <w:rFonts w:ascii="Bahnschrift Light Condensed" w:hAnsi="Bahnschrift Light Condensed" w:cs="Segoe UI Historic"/>
+          <w:sz w:val="24"/>
+          <w:szCs w:val="24"/>
+          <w:lang w:val="en-US"/>
+        </w:rPr>
+        <w:t xml:space="preserve">, </w:t>
+      </w:r>
+      <w:proofErr w:type="spellStart"/>
+      <w:r>
+        <w:rPr>
+          <w:rFonts w:ascii="Bahnschrift Light Condensed" w:hAnsi="Bahnschrift Light Condensed" w:cs="Segoe UI Historic"/>
+          <w:sz w:val="24"/>
+          <w:szCs w:val="24"/>
+          <w:lang w:val="en-US"/>
+        </w:rPr>
+        <w:t>fără</w:t>
+      </w:r>
+      <w:proofErr w:type="spellEnd"/>
+      <w:r>
+        <w:rPr>
+          <w:rFonts w:ascii="Bahnschrift Light Condensed" w:hAnsi="Bahnschrift Light Condensed" w:cs="Segoe UI Historic"/>
+          <w:sz w:val="24"/>
+          <w:szCs w:val="24"/>
+          <w:lang w:val="en-US"/>
+        </w:rPr>
+        <w:t xml:space="preserve"> a </w:t>
+      </w:r>
+      <w:r>
+        <w:rPr>
+          <w:rFonts w:ascii="Bahnschrift Light Condensed" w:hAnsi="Bahnschrift Light Condensed" w:cs="Segoe UI Historic"/>
+          <w:sz w:val="24"/>
+          <w:szCs w:val="24"/>
+          <w:lang w:val="en-US"/>
+        </w:rPr>
+        <w:tab/>
+      </w:r>
+      <w:r>
+        <w:rPr>
+          <w:rFonts w:ascii="Bahnschrift Light Condensed" w:hAnsi="Bahnschrift Light Condensed" w:cs="Segoe UI Historic"/>
+          <w:sz w:val="24"/>
+          <w:szCs w:val="24"/>
+          <w:lang w:val="en-US"/>
+        </w:rPr>
+        <w:t xml:space="preserve">fi </w:t>
+      </w:r>
+      <w:proofErr w:type="spellStart"/>
+      <w:r>
+        <w:rPr>
+          <w:rFonts w:ascii="Bahnschrift Light Condensed" w:hAnsi="Bahnschrift Light Condensed" w:cs="Segoe UI Historic"/>
+          <w:sz w:val="24"/>
+          <w:szCs w:val="24"/>
+          <w:lang w:val="en-US"/>
+        </w:rPr>
+        <w:t>nevoie</w:t>
+      </w:r>
+      <w:proofErr w:type="spellEnd"/>
+      <w:r>
+        <w:rPr>
+          <w:rFonts w:ascii="Bahnschrift Light Condensed" w:hAnsi="Bahnschrift Light Condensed" w:cs="Segoe UI Historic"/>
+          <w:sz w:val="24"/>
+          <w:szCs w:val="24"/>
+          <w:lang w:val="en-US"/>
+        </w:rPr>
+        <w:t xml:space="preserve"> de breakpoint-</w:t>
+      </w:r>
+      <w:proofErr w:type="spellStart"/>
+      <w:r>
+        <w:rPr>
+          <w:rFonts w:ascii="Bahnschrift Light Condensed" w:hAnsi="Bahnschrift Light Condensed" w:cs="Segoe UI Historic"/>
+          <w:sz w:val="24"/>
+          <w:szCs w:val="24"/>
+          <w:lang w:val="en-US"/>
+        </w:rPr>
+        <w:t>uri</w:t>
+      </w:r>
+      <w:proofErr w:type="spellEnd"/>
+      <w:r>
+        <w:rPr>
+          <w:rFonts w:ascii="Bahnschrift Light Condensed" w:hAnsi="Bahnschrift Light Condensed" w:cs="Segoe UI Historic"/>
+          <w:sz w:val="24"/>
+          <w:szCs w:val="24"/>
+          <w:lang w:val="en-US"/>
+        </w:rPr>
+        <w:t xml:space="preserve"> @media </w:t>
+      </w:r>
+      <w:proofErr w:type="spellStart"/>
+      <w:r>
+        <w:rPr>
+          <w:rFonts w:ascii="Bahnschrift Light Condensed" w:hAnsi="Bahnschrift Light Condensed" w:cs="Segoe UI Historic"/>
+          <w:sz w:val="24"/>
+          <w:szCs w:val="24"/>
+          <w:lang w:val="en-US"/>
+        </w:rPr>
+        <w:t>specifice</w:t>
+      </w:r>
+      <w:proofErr w:type="spellEnd"/>
+      <w:r>
+        <w:rPr>
+          <w:rFonts w:ascii="Bahnschrift Light Condensed" w:hAnsi="Bahnschrift Light Condensed" w:cs="Segoe UI Historic"/>
+          <w:sz w:val="24"/>
+          <w:szCs w:val="24"/>
+          <w:lang w:val="en-US"/>
+        </w:rPr>
+        <w:t xml:space="preserve"> </w:t>
+      </w:r>
+      <w:proofErr w:type="spellStart"/>
+      <w:r>
+        <w:rPr>
+          <w:rFonts w:ascii="Bahnschrift Light Condensed" w:hAnsi="Bahnschrift Light Condensed" w:cs="Segoe UI Historic"/>
+          <w:sz w:val="24"/>
+          <w:szCs w:val="24"/>
+          <w:lang w:val="en-US"/>
+        </w:rPr>
+        <w:t>pentru</w:t>
+      </w:r>
+      <w:proofErr w:type="spellEnd"/>
+      <w:r>
+        <w:rPr>
+          <w:rFonts w:ascii="Bahnschrift Light Condensed" w:hAnsi="Bahnschrift Light Condensed" w:cs="Segoe UI Historic"/>
+          <w:sz w:val="24"/>
+          <w:szCs w:val="24"/>
+          <w:lang w:val="en-US"/>
+        </w:rPr>
+        <w:t xml:space="preserve"> </w:t>
+      </w:r>
+      <w:proofErr w:type="spellStart"/>
+      <w:r>
+        <w:rPr>
+          <w:rFonts w:ascii="Bahnschrift Light Condensed" w:hAnsi="Bahnschrift Light Condensed" w:cs="Segoe UI Historic"/>
+          <w:sz w:val="24"/>
+          <w:szCs w:val="24"/>
+          <w:lang w:val="en-US"/>
+        </w:rPr>
+        <w:t>fiecare</w:t>
+      </w:r>
+      <w:proofErr w:type="spellEnd"/>
+      <w:r>
+        <w:rPr>
+          <w:rFonts w:ascii="Bahnschrift Light Condensed" w:hAnsi="Bahnschrift Light Condensed" w:cs="Segoe UI Historic"/>
+          <w:sz w:val="24"/>
+          <w:szCs w:val="24"/>
+          <w:lang w:val="en-US"/>
+        </w:rPr>
+        <w:t xml:space="preserve"> </w:t>
+      </w:r>
+      <w:proofErr w:type="spellStart"/>
+      <w:r>
+        <w:rPr>
+          <w:rFonts w:ascii="Bahnschrift Light Condensed" w:hAnsi="Bahnschrift Light Condensed" w:cs="Segoe UI Historic"/>
+          <w:sz w:val="24"/>
+          <w:szCs w:val="24"/>
+          <w:lang w:val="en-US"/>
+        </w:rPr>
+        <w:t>lățime</w:t>
+      </w:r>
+      <w:proofErr w:type="spellEnd"/>
+      <w:r>
+        <w:rPr>
+          <w:rFonts w:ascii="Bahnschrift Light Condensed" w:hAnsi="Bahnschrift Light Condensed" w:cs="Segoe UI Historic"/>
+          <w:sz w:val="24"/>
+          <w:szCs w:val="24"/>
+          <w:lang w:val="en-US"/>
+        </w:rPr>
+        <w:t xml:space="preserve"> </w:t>
+      </w:r>
+      <w:proofErr w:type="spellStart"/>
+      <w:r>
+        <w:rPr>
+          <w:rFonts w:ascii="Bahnschrift Light Condensed" w:hAnsi="Bahnschrift Light Condensed" w:cs="Segoe UI Historic"/>
+          <w:sz w:val="24"/>
+          <w:szCs w:val="24"/>
+          <w:lang w:val="en-US"/>
+        </w:rPr>
+        <w:t>intermediară</w:t>
+      </w:r>
+      <w:proofErr w:type="spellEnd"/>
+      <w:r>
+        <w:rPr>
+          <w:rFonts w:ascii="Bahnschrift Light Condensed" w:hAnsi="Bahnschrift Light Condensed" w:cs="Segoe UI Historic"/>
+          <w:sz w:val="24"/>
+          <w:szCs w:val="24"/>
+          <w:lang w:val="en-US"/>
+        </w:rPr>
+        <w:t>.</w:t>
+      </w:r>
+      <w:r>
+        <w:rPr>
+          <w:rFonts w:ascii="Bahnschrift Light Condensed" w:hAnsi="Bahnschrift Light Condensed" w:cs="Segoe UI Historic"/>
+          <w:sz w:val="24"/>
+          <w:szCs w:val="24"/>
+          <w:lang w:val="en-US"/>
+        </w:rPr>
+        <w:t xml:space="preserve"> </w:t>
+      </w:r>
+    </w:p>
+    <w:p>
+      <w:pPr>
+        <w:ind w:firstLine="720"/>
+        <w:rPr>
+          <w:rFonts w:ascii="Bahnschrift Light Condensed" w:hAnsi="Bahnschrift Light Condensed" w:cs="Segoe UI Historic"/>
+          <w:sz w:val="24"/>
+          <w:szCs w:val="24"/>
+          <w:lang w:val="en-US"/>
+        </w:rPr>
+      </w:pPr>
       <w:proofErr w:type="spellStart"/>
       <w:r>
         <w:rPr>
@@ -9479,6 +8972,17 @@
         </w:rPr>
         <w:t xml:space="preserve"> flexbox.</w:t>
       </w:r>
+    </w:p>
+    <w:p>
+      <w:pPr>
+        <w:ind w:firstLine="720"/>
+        <w:rPr>
+          <w:rFonts w:ascii="Bahnschrift Light Condensed" w:hAnsi="Bahnschrift Light Condensed" w:cs="Segoe UI Historic"/>
+          <w:sz w:val="24"/>
+          <w:szCs w:val="24"/>
+          <w:lang w:val="en-US"/>
+        </w:rPr>
+      </w:pPr>
     </w:p>
     <w:p>
       <w:pPr>
@@ -9533,6 +9037,7 @@
           <w:szCs w:val="24"/>
           <w:lang w:val="en-US"/>
         </w:rPr>
+        <w:lastRenderedPageBreak/>
         <w:t>Butoane</w:t>
       </w:r>
       <w:proofErr w:type="spellEnd"/>
@@ -9543,27 +9048,7 @@
           <w:szCs w:val="24"/>
           <w:lang w:val="en-US"/>
         </w:rPr>
-        <w:t xml:space="preserve"> </w:t>
-      </w:r>
-      <w:proofErr w:type="gramStart"/>
-      <w:r>
-        <w:rPr>
-          <w:rFonts w:ascii="Bahnschrift Light Condensed" w:hAnsi="Bahnschrift Light Condensed" w:cs="Segoe UI Historic"/>
-          <w:sz w:val="24"/>
-          <w:szCs w:val="24"/>
-          <w:lang w:val="en-US"/>
-        </w:rPr>
-        <w:t>(.section</w:t>
-      </w:r>
-      <w:proofErr w:type="gramEnd"/>
-      <w:r>
-        <w:rPr>
-          <w:rFonts w:ascii="Bahnschrift Light Condensed" w:hAnsi="Bahnschrift Light Condensed" w:cs="Segoe UI Historic"/>
-          <w:sz w:val="24"/>
-          <w:szCs w:val="24"/>
-          <w:lang w:val="en-US"/>
-        </w:rPr>
-        <w:t>-button, .</w:t>
+        <w:t xml:space="preserve"> (.section-button, .</w:t>
       </w:r>
       <w:proofErr w:type="spellStart"/>
       <w:r>
@@ -9608,7 +9093,6 @@
           <w:szCs w:val="24"/>
           <w:lang w:val="en-US"/>
         </w:rPr>
-        <w:lastRenderedPageBreak/>
         <w:t>Proiectate</w:t>
       </w:r>
       <w:proofErr w:type="spellEnd"/>
@@ -10679,8 +10163,6 @@
         </w:rPr>
         <w:t xml:space="preserve"> </w:t>
       </w:r>
-      <w:bookmarkStart w:id="0" w:name="_GoBack"/>
-      <w:bookmarkEnd w:id="0"/>
     </w:p>
     <w:p>
       <w:pPr>
@@ -10699,27 +10181,7 @@
           <w:szCs w:val="24"/>
           <w:lang w:val="en-US"/>
         </w:rPr>
-        <w:t>Site-</w:t>
-      </w:r>
-      <w:proofErr w:type="spellStart"/>
-      <w:r>
-        <w:rPr>
-          <w:rFonts w:ascii="Bahnschrift Light Condensed" w:hAnsi="Bahnschrift Light Condensed" w:cs="Segoe UI Historic"/>
-          <w:sz w:val="24"/>
-          <w:szCs w:val="24"/>
-          <w:lang w:val="en-US"/>
-        </w:rPr>
-        <w:t>ul</w:t>
-      </w:r>
-      <w:proofErr w:type="spellEnd"/>
-      <w:r>
-        <w:rPr>
-          <w:rFonts w:ascii="Bahnschrift Light Condensed" w:hAnsi="Bahnschrift Light Condensed" w:cs="Segoe UI Historic"/>
-          <w:sz w:val="24"/>
-          <w:szCs w:val="24"/>
-          <w:lang w:val="en-US"/>
-        </w:rPr>
-        <w:t xml:space="preserve"> a </w:t>
+        <w:t xml:space="preserve">Site-ul a </w:t>
       </w:r>
       <w:proofErr w:type="spellStart"/>
       <w:r>
@@ -10819,27 +10281,7 @@
           <w:szCs w:val="24"/>
           <w:lang w:val="en-US"/>
         </w:rPr>
-        <w:t xml:space="preserve"> </w:t>
-      </w:r>
-      <w:proofErr w:type="spellStart"/>
-      <w:r>
-        <w:rPr>
-          <w:rFonts w:ascii="Bahnschrift Light Condensed" w:hAnsi="Bahnschrift Light Condensed" w:cs="Segoe UI Historic"/>
-          <w:sz w:val="24"/>
-          <w:szCs w:val="24"/>
-          <w:lang w:val="en-US"/>
-        </w:rPr>
-        <w:t>precum</w:t>
-      </w:r>
-      <w:proofErr w:type="spellEnd"/>
-      <w:r>
-        <w:rPr>
-          <w:rFonts w:ascii="Bahnschrift Light Condensed" w:hAnsi="Bahnschrift Light Condensed" w:cs="Segoe UI Historic"/>
-          <w:sz w:val="24"/>
-          <w:szCs w:val="24"/>
-          <w:lang w:val="en-US"/>
-        </w:rPr>
-        <w:t xml:space="preserve"> W3Schools </w:t>
+        <w:t xml:space="preserve"> precum W3Schools </w:t>
       </w:r>
       <w:proofErr w:type="spellStart"/>
       <w:r>
@@ -11046,27 +10488,7 @@
           <w:szCs w:val="24"/>
           <w:lang w:val="en-US"/>
         </w:rPr>
-        <w:t xml:space="preserve"> fi flexbox-</w:t>
-      </w:r>
-      <w:proofErr w:type="spellStart"/>
-      <w:r>
-        <w:rPr>
-          <w:rFonts w:ascii="Bahnschrift Light Condensed" w:hAnsi="Bahnschrift Light Condensed" w:cs="Segoe UI Historic"/>
-          <w:sz w:val="24"/>
-          <w:szCs w:val="24"/>
-          <w:lang w:val="en-US"/>
-        </w:rPr>
-        <w:t>ul</w:t>
-      </w:r>
-      <w:proofErr w:type="spellEnd"/>
-      <w:r>
-        <w:rPr>
-          <w:rFonts w:ascii="Bahnschrift Light Condensed" w:hAnsi="Bahnschrift Light Condensed" w:cs="Segoe UI Historic"/>
-          <w:sz w:val="24"/>
-          <w:szCs w:val="24"/>
-          <w:lang w:val="en-US"/>
-        </w:rPr>
-        <w:t xml:space="preserve"> care nu se </w:t>
+        <w:t xml:space="preserve"> fi flexbox-ul care nu se </w:t>
       </w:r>
       <w:proofErr w:type="spellStart"/>
       <w:r>
@@ -11473,7 +10895,7 @@
 </file>
 
 <file path=word/numbering.xml><?xml version="1.0" encoding="utf-8"?>
-<w:numbering xmlns:wpc="http://schemas.microsoft.com/office/word/2010/wordprocessingCanvas" xmlns:cx="http://schemas.microsoft.com/office/drawing/2014/chartex" xmlns:mc="http://schemas.openxmlformats.org/markup-compatibility/2006" xmlns:o="urn:schemas-microsoft-com:office:office" xmlns:r="http://schemas.openxmlformats.org/officeDocument/2006/relationships" xmlns:m="http://schemas.openxmlformats.org/officeDocument/2006/math" xmlns:v="urn:schemas-microsoft-com:vml" xmlns:wp14="http://schemas.microsoft.com/office/word/2010/wordprocessingDrawing" xmlns:wp="http://schemas.openxmlformats.org/drawingml/2006/wordprocessingDrawing" xmlns:w10="urn:schemas-microsoft-com:office:word" xmlns:w="http://schemas.openxmlformats.org/wordprocessingml/2006/main" xmlns:w14="http://schemas.microsoft.com/office/word/2010/wordml" xmlns:w15="http://schemas.microsoft.com/office/word/2012/wordml" xmlns:w16se="http://schemas.microsoft.com/office/word/2015/wordml/symex" xmlns:wpg="http://schemas.microsoft.com/office/word/2010/wordprocessingGroup" xmlns:wpi="http://schemas.microsoft.com/office/word/2010/wordprocessingInk" xmlns:wne="http://schemas.microsoft.com/office/word/2006/wordml" xmlns:wps="http://schemas.microsoft.com/office/word/2010/wordprocessingShape" mc:Ignorable="w14 w15 w16se wp14">
+<w:numbering xmlns:wpc="http://schemas.microsoft.com/office/word/2010/wordprocessingCanvas" xmlns:cx="http://schemas.microsoft.com/office/drawing/2014/chartex" xmlns:cx1="http://schemas.microsoft.com/office/drawing/2015/9/8/chartex" xmlns:cx2="http://schemas.microsoft.com/office/drawing/2015/10/21/chartex" xmlns:cx3="http://schemas.microsoft.com/office/drawing/2016/5/9/chartex" xmlns:cx4="http://schemas.microsoft.com/office/drawing/2016/5/10/chartex" xmlns:cx5="http://schemas.microsoft.com/office/drawing/2016/5/11/chartex" xmlns:cx6="http://schemas.microsoft.com/office/drawing/2016/5/12/chartex" xmlns:cx7="http://schemas.microsoft.com/office/drawing/2016/5/13/chartex" xmlns:cx8="http://schemas.microsoft.com/office/drawing/2016/5/14/chartex" xmlns:mc="http://schemas.openxmlformats.org/markup-compatibility/2006" xmlns:aink="http://schemas.microsoft.com/office/drawing/2016/ink" xmlns:am3d="http://schemas.microsoft.com/office/drawing/2017/model3d" xmlns:o="urn:schemas-microsoft-com:office:office" xmlns:oel="http://schemas.microsoft.com/office/2019/extlst" xmlns:r="http://schemas.openxmlformats.org/officeDocument/2006/relationships" xmlns:m="http://schemas.openxmlformats.org/officeDocument/2006/math" xmlns:v="urn:schemas-microsoft-com:vml" xmlns:wp14="http://schemas.microsoft.com/office/word/2010/wordprocessingDrawing" xmlns:wp="http://schemas.openxmlformats.org/drawingml/2006/wordprocessingDrawing" xmlns:w10="urn:schemas-microsoft-com:office:word" xmlns:w="http://schemas.openxmlformats.org/wordprocessingml/2006/main" xmlns:w14="http://schemas.microsoft.com/office/word/2010/wordml" xmlns:w15="http://schemas.microsoft.com/office/word/2012/wordml" xmlns:w16cex="http://schemas.microsoft.com/office/word/2018/wordml/cex" xmlns:w16cid="http://schemas.microsoft.com/office/word/2016/wordml/cid" xmlns:w16="http://schemas.microsoft.com/office/word/2018/wordml" xmlns:w16du="http://schemas.microsoft.com/office/word/2023/wordml/word16du" xmlns:w16sdtdh="http://schemas.microsoft.com/office/word/2020/wordml/sdtdatahash" xmlns:w16sdtfl="http://schemas.microsoft.com/office/word/2024/wordml/sdtformatlock" xmlns:w16se="http://schemas.microsoft.com/office/word/2015/wordml/symex" xmlns:wpg="http://schemas.microsoft.com/office/word/2010/wordprocessingGroup" xmlns:wpi="http://schemas.microsoft.com/office/word/2010/wordprocessingInk" xmlns:wne="http://schemas.microsoft.com/office/word/2006/wordml" xmlns:wps="http://schemas.microsoft.com/office/word/2010/wordprocessingShape" mc:Ignorable="w14 w15 w16se w16cid w16 w16cex w16sdtdh w16sdtfl w16du wp14">
   <w:abstractNum w:abstractNumId="0" w15:restartNumberingAfterBreak="0">
     <w:nsid w:val="1BBB068B"/>
     <w:multiLevelType w:val="hybridMultilevel"/>
@@ -13236,59 +12658,59 @@
       </w:rPr>
     </w:lvl>
   </w:abstractNum>
-  <w:num w:numId="1">
+  <w:num w:numId="1" w16cid:durableId="694160603">
     <w:abstractNumId w:val="12"/>
   </w:num>
-  <w:num w:numId="2">
+  <w:num w:numId="2" w16cid:durableId="846674106">
     <w:abstractNumId w:val="1"/>
   </w:num>
-  <w:num w:numId="3">
+  <w:num w:numId="3" w16cid:durableId="151339850">
     <w:abstractNumId w:val="2"/>
   </w:num>
-  <w:num w:numId="4">
+  <w:num w:numId="4" w16cid:durableId="338430639">
     <w:abstractNumId w:val="8"/>
   </w:num>
-  <w:num w:numId="5">
+  <w:num w:numId="5" w16cid:durableId="1161042996">
     <w:abstractNumId w:val="6"/>
   </w:num>
-  <w:num w:numId="6">
+  <w:num w:numId="6" w16cid:durableId="575166295">
     <w:abstractNumId w:val="4"/>
   </w:num>
-  <w:num w:numId="7">
+  <w:num w:numId="7" w16cid:durableId="1976375160">
     <w:abstractNumId w:val="15"/>
   </w:num>
-  <w:num w:numId="8">
+  <w:num w:numId="8" w16cid:durableId="1365865255">
     <w:abstractNumId w:val="9"/>
   </w:num>
-  <w:num w:numId="9">
+  <w:num w:numId="9" w16cid:durableId="1620143656">
     <w:abstractNumId w:val="14"/>
   </w:num>
-  <w:num w:numId="10">
+  <w:num w:numId="10" w16cid:durableId="380247204">
     <w:abstractNumId w:val="7"/>
   </w:num>
-  <w:num w:numId="11">
+  <w:num w:numId="11" w16cid:durableId="276303641">
     <w:abstractNumId w:val="5"/>
   </w:num>
-  <w:num w:numId="12">
+  <w:num w:numId="12" w16cid:durableId="1164005415">
     <w:abstractNumId w:val="11"/>
   </w:num>
-  <w:num w:numId="13">
+  <w:num w:numId="13" w16cid:durableId="607659242">
     <w:abstractNumId w:val="10"/>
   </w:num>
-  <w:num w:numId="14">
+  <w:num w:numId="14" w16cid:durableId="546381075">
     <w:abstractNumId w:val="0"/>
   </w:num>
-  <w:num w:numId="15">
+  <w:num w:numId="15" w16cid:durableId="323557992">
     <w:abstractNumId w:val="13"/>
   </w:num>
-  <w:num w:numId="16">
+  <w:num w:numId="16" w16cid:durableId="452405517">
     <w:abstractNumId w:val="3"/>
   </w:num>
 </w:numbering>
 </file>
 
 <file path=word/styles.xml><?xml version="1.0" encoding="utf-8"?>
-<w:styles xmlns:mc="http://schemas.openxmlformats.org/markup-compatibility/2006" xmlns:r="http://schemas.openxmlformats.org/officeDocument/2006/relationships" xmlns:w="http://schemas.openxmlformats.org/wordprocessingml/2006/main" xmlns:w14="http://schemas.microsoft.com/office/word/2010/wordml" xmlns:w15="http://schemas.microsoft.com/office/word/2012/wordml" xmlns:w16se="http://schemas.microsoft.com/office/word/2015/wordml/symex" mc:Ignorable="w14 w15 w16se">
+<w:styles xmlns:mc="http://schemas.openxmlformats.org/markup-compatibility/2006" xmlns:r="http://schemas.openxmlformats.org/officeDocument/2006/relationships" xmlns:w="http://schemas.openxmlformats.org/wordprocessingml/2006/main" xmlns:w14="http://schemas.microsoft.com/office/word/2010/wordml" xmlns:w15="http://schemas.microsoft.com/office/word/2012/wordml" xmlns:w16cex="http://schemas.microsoft.com/office/word/2018/wordml/cex" xmlns:w16cid="http://schemas.microsoft.com/office/word/2016/wordml/cid" xmlns:w16="http://schemas.microsoft.com/office/word/2018/wordml" xmlns:w16du="http://schemas.microsoft.com/office/word/2023/wordml/word16du" xmlns:w16sdtdh="http://schemas.microsoft.com/office/word/2020/wordml/sdtdatahash" xmlns:w16sdtfl="http://schemas.microsoft.com/office/word/2024/wordml/sdtformatlock" xmlns:w16se="http://schemas.microsoft.com/office/word/2015/wordml/symex" mc:Ignorable="w14 w15 w16se w16cid w16 w16cex w16sdtdh w16sdtfl w16du">
   <w:docDefaults>
     <w:rPrDefault>
       <w:rPr>
@@ -13306,7 +12728,7 @@
       </w:pPr>
     </w:pPrDefault>
   </w:docDefaults>
-  <w:latentStyles w:defLockedState="0" w:defUIPriority="99" w:defSemiHidden="0" w:defUnhideWhenUsed="0" w:defQFormat="0" w:count="371">
+  <w:latentStyles w:defLockedState="0" w:defUIPriority="99" w:defSemiHidden="0" w:defUnhideWhenUsed="0" w:defQFormat="0" w:count="376">
     <w:lsdException w:name="Normal" w:uiPriority="0" w:qFormat="1"/>
     <w:lsdException w:name="heading 1" w:uiPriority="9" w:qFormat="1"/>
     <w:lsdException w:name="heading 2" w:semiHidden="1" w:uiPriority="9" w:unhideWhenUsed="1" w:qFormat="1"/>
@@ -13678,6 +13100,11 @@
     <w:lsdException w:name="List Table 5 Dark Accent 6" w:uiPriority="50"/>
     <w:lsdException w:name="List Table 6 Colorful Accent 6" w:uiPriority="51"/>
     <w:lsdException w:name="List Table 7 Colorful Accent 6" w:uiPriority="52"/>
+    <w:lsdException w:name="Mention" w:semiHidden="1" w:unhideWhenUsed="1"/>
+    <w:lsdException w:name="Smart Hyperlink" w:semiHidden="1" w:unhideWhenUsed="1"/>
+    <w:lsdException w:name="Hashtag" w:semiHidden="1" w:unhideWhenUsed="1"/>
+    <w:lsdException w:name="Unresolved Mention" w:semiHidden="1" w:unhideWhenUsed="1"/>
+    <w:lsdException w:name="Smart Link" w:semiHidden="1" w:unhideWhenUsed="1"/>
   </w:latentStyles>
   <w:style w:type="paragraph" w:default="1" w:styleId="Normal">
     <w:name w:val="Normal"/>
